--- a/python activities link.docx
+++ b/python activities link.docx
@@ -523,10 +523,7 @@
           </w:tcPr>
           <w:p>
             <w:r>
-              <w:t>L</w:t>
-            </w:r>
-            <w:r>
-              <w:t>6</w:t>
+              <w:t>L6</w:t>
             </w:r>
           </w:p>
           <w:p>
@@ -554,13 +551,7 @@
           </w:tcPr>
           <w:p>
             <w:r>
-              <w:t>L</w:t>
-            </w:r>
-            <w:r>
-              <w:t>6</w:t>
-            </w:r>
-            <w:r>
-              <w:t>A2</w:t>
+              <w:t>L6A2</w:t>
             </w:r>
           </w:p>
         </w:tc>
@@ -583,10 +574,7 @@
           </w:tcPr>
           <w:p>
             <w:r>
-              <w:t>L</w:t>
-            </w:r>
-            <w:r>
-              <w:t>6</w:t>
+              <w:t>L6</w:t>
             </w:r>
           </w:p>
           <w:p>
@@ -614,10 +602,7 @@
           </w:tcPr>
           <w:p>
             <w:r>
-              <w:t>L</w:t>
-            </w:r>
-            <w:r>
-              <w:t>6</w:t>
+              <w:t>L6</w:t>
             </w:r>
           </w:p>
           <w:p>
@@ -912,6 +897,763 @@
       </w:tr>
     </w:tbl>
     <w:p/>
+    <w:p>
+      <w:r>
+        <w:t>MODULE 3</w:t>
+      </w:r>
+    </w:p>
+    <w:p/>
+    <w:tbl>
+      <w:tblPr>
+        <w:tblStyle w:val="TableGrid"/>
+        <w:tblW w:w="0" w:type="auto"/>
+        <w:tblLook w:val="04A0" w:firstRow="1" w:lastRow="0" w:firstColumn="1" w:lastColumn="0" w:noHBand="0" w:noVBand="1"/>
+      </w:tblPr>
+      <w:tblGrid>
+        <w:gridCol w:w="819"/>
+        <w:gridCol w:w="8197"/>
+      </w:tblGrid>
+      <w:tr>
+        <w:tc>
+          <w:tcPr>
+            <w:tcW w:w="819" w:type="dxa"/>
+          </w:tcPr>
+          <w:p>
+            <w:r>
+              <w:t>M3</w:t>
+            </w:r>
+            <w:r>
+              <w:t>L1</w:t>
+            </w:r>
+            <w:r>
+              <w:t>A1</w:t>
+            </w:r>
+          </w:p>
+        </w:tc>
+        <w:tc>
+          <w:tcPr>
+            <w:tcW w:w="8197" w:type="dxa"/>
+          </w:tcPr>
+          <w:p>
+            <w:r>
+              <w:t>https://github.com/saranyachandrasekar11/Python-Saranya/blob/00b1c5db57f0de3a2ca43215552db59ac3234a54/IntroPython/Module%203/M3L1/M3L1A1.py</w:t>
+            </w:r>
+          </w:p>
+        </w:tc>
+      </w:tr>
+      <w:tr>
+        <w:tc>
+          <w:tcPr>
+            <w:tcW w:w="819" w:type="dxa"/>
+          </w:tcPr>
+          <w:p>
+            <w:r>
+              <w:t>M3</w:t>
+            </w:r>
+            <w:r>
+              <w:t>L1</w:t>
+            </w:r>
+          </w:p>
+          <w:p>
+            <w:r>
+              <w:t>A2</w:t>
+            </w:r>
+          </w:p>
+        </w:tc>
+        <w:tc>
+          <w:tcPr>
+            <w:tcW w:w="8197" w:type="dxa"/>
+          </w:tcPr>
+          <w:p>
+            <w:r>
+              <w:t>https://github.com/saranyachandrasekar11/Python-Saranya/blob/00b1c5db57f0de3a2ca43215552db59ac3234a54/IntroPython/Module%203/M3L1/M3L1A2.py</w:t>
+            </w:r>
+          </w:p>
+        </w:tc>
+      </w:tr>
+      <w:tr>
+        <w:tc>
+          <w:tcPr>
+            <w:tcW w:w="819" w:type="dxa"/>
+          </w:tcPr>
+          <w:p>
+            <w:r>
+              <w:t>M3</w:t>
+            </w:r>
+            <w:r>
+              <w:t>L1</w:t>
+            </w:r>
+          </w:p>
+          <w:p>
+            <w:r>
+              <w:t>A3</w:t>
+            </w:r>
+          </w:p>
+        </w:tc>
+        <w:tc>
+          <w:tcPr>
+            <w:tcW w:w="8197" w:type="dxa"/>
+          </w:tcPr>
+          <w:p>
+            <w:r>
+              <w:t>https://github.com/saranyachandrasekar11/Python-Saranya/blob/00b1c5db57f0de3a2ca43215552db59ac3234a54/IntroPython/Module%203/M3L1/M3L1A3.py</w:t>
+            </w:r>
+          </w:p>
+        </w:tc>
+      </w:tr>
+      <w:tr>
+        <w:tc>
+          <w:tcPr>
+            <w:tcW w:w="819" w:type="dxa"/>
+          </w:tcPr>
+          <w:p>
+            <w:r>
+              <w:t>M3</w:t>
+            </w:r>
+            <w:r>
+              <w:t>L1</w:t>
+            </w:r>
+          </w:p>
+          <w:p>
+            <w:r>
+              <w:t>ACP</w:t>
+            </w:r>
+          </w:p>
+        </w:tc>
+        <w:tc>
+          <w:tcPr>
+            <w:tcW w:w="8197" w:type="dxa"/>
+          </w:tcPr>
+          <w:p>
+            <w:r>
+              <w:t>https://github.com/saranyachandrasekar11/Python-Saranya/blob/00b1c5db57f0de3a2ca43215552db59ac3234a54/IntroPython/Module%203/M3L1/M3L1ACP.py</w:t>
+            </w:r>
+          </w:p>
+        </w:tc>
+      </w:tr>
+      <w:tr>
+        <w:tc>
+          <w:tcPr>
+            <w:tcW w:w="819" w:type="dxa"/>
+          </w:tcPr>
+          <w:p>
+            <w:r>
+              <w:t>M3L2</w:t>
+            </w:r>
+          </w:p>
+          <w:p>
+            <w:r>
+              <w:t>A1</w:t>
+            </w:r>
+          </w:p>
+          <w:p/>
+        </w:tc>
+        <w:tc>
+          <w:tcPr>
+            <w:tcW w:w="8197" w:type="dxa"/>
+          </w:tcPr>
+          <w:p>
+            <w:r>
+              <w:t>https://github.com/saranyachandrasekar11/Python-Saranya/blob/00b1c5db57f0de3a2ca43215552db59ac3234a54/IntroPython/Module%203/M3L2/M3L2A1.py</w:t>
+            </w:r>
+          </w:p>
+        </w:tc>
+      </w:tr>
+      <w:tr>
+        <w:tc>
+          <w:tcPr>
+            <w:tcW w:w="819" w:type="dxa"/>
+          </w:tcPr>
+          <w:p>
+            <w:r>
+              <w:t xml:space="preserve">M3L2 </w:t>
+            </w:r>
+          </w:p>
+          <w:p>
+            <w:r>
+              <w:t>A2</w:t>
+            </w:r>
+          </w:p>
+        </w:tc>
+        <w:tc>
+          <w:tcPr>
+            <w:tcW w:w="8197" w:type="dxa"/>
+          </w:tcPr>
+          <w:p>
+            <w:r>
+              <w:t>https://github.com/saranyachandrasekar11/Python-Saranya/blob/00b1c5db57f0de3a2ca43215552db59ac3234a54/IntroPython/Module%203/M3L2/M3L2A2.py</w:t>
+            </w:r>
+          </w:p>
+        </w:tc>
+      </w:tr>
+      <w:tr>
+        <w:tc>
+          <w:tcPr>
+            <w:tcW w:w="819" w:type="dxa"/>
+          </w:tcPr>
+          <w:p>
+            <w:r>
+              <w:t>M3L2</w:t>
+            </w:r>
+          </w:p>
+          <w:p>
+            <w:r>
+              <w:t>A3</w:t>
+            </w:r>
+          </w:p>
+        </w:tc>
+        <w:tc>
+          <w:tcPr>
+            <w:tcW w:w="8197" w:type="dxa"/>
+          </w:tcPr>
+          <w:p>
+            <w:r>
+              <w:t>https://github.com/saranyachandrasekar11/Python-Saranya/blob/00b1c5db57f0de3a2ca43215552db59ac3234a54/IntroPython/Module%203/M3L2/M3L2A3.py</w:t>
+            </w:r>
+          </w:p>
+        </w:tc>
+      </w:tr>
+      <w:tr>
+        <w:tc>
+          <w:tcPr>
+            <w:tcW w:w="819" w:type="dxa"/>
+          </w:tcPr>
+          <w:p>
+            <w:r>
+              <w:t>M3L2</w:t>
+            </w:r>
+          </w:p>
+          <w:p>
+            <w:r>
+              <w:t>ACP</w:t>
+            </w:r>
+          </w:p>
+        </w:tc>
+        <w:tc>
+          <w:tcPr>
+            <w:tcW w:w="8197" w:type="dxa"/>
+          </w:tcPr>
+          <w:p>
+            <w:r>
+              <w:t>https://github.com/saranyachandrasekar11/Python-Saranya/blob/00b1c5db57f0de3a2ca43215552db59ac3234a54/IntroPython/Module%203/M3L2/M3L2ACP.py</w:t>
+            </w:r>
+          </w:p>
+        </w:tc>
+      </w:tr>
+      <w:tr>
+        <w:tc>
+          <w:tcPr>
+            <w:tcW w:w="819" w:type="dxa"/>
+          </w:tcPr>
+          <w:p>
+            <w:r>
+              <w:t>M3L3</w:t>
+            </w:r>
+          </w:p>
+          <w:p>
+            <w:r>
+              <w:t>A1</w:t>
+            </w:r>
+          </w:p>
+        </w:tc>
+        <w:tc>
+          <w:tcPr>
+            <w:tcW w:w="8197" w:type="dxa"/>
+          </w:tcPr>
+          <w:p>
+            <w:r>
+              <w:t>https://github.com/saranyachandrasekar11/Python-Saranya/blob/00b1c5db57f0de3a2ca43215552db59ac3234a54/IntroPython/Module%203/M3L3/M3L3A1.py</w:t>
+            </w:r>
+          </w:p>
+        </w:tc>
+      </w:tr>
+      <w:tr>
+        <w:tc>
+          <w:tcPr>
+            <w:tcW w:w="819" w:type="dxa"/>
+          </w:tcPr>
+          <w:p>
+            <w:r>
+              <w:t>M3L3</w:t>
+            </w:r>
+          </w:p>
+          <w:p>
+            <w:r>
+              <w:t>A2</w:t>
+            </w:r>
+          </w:p>
+        </w:tc>
+        <w:tc>
+          <w:tcPr>
+            <w:tcW w:w="8197" w:type="dxa"/>
+          </w:tcPr>
+          <w:p>
+            <w:r>
+              <w:t>https://github.com/saranyachandrasekar11/Python-Saranya/blob/00b1c5db57f0de3a2ca43215552db59ac3234a54/IntroPython/Module%203/M3L3/M3L3A2.py</w:t>
+            </w:r>
+          </w:p>
+        </w:tc>
+      </w:tr>
+      <w:tr>
+        <w:tc>
+          <w:tcPr>
+            <w:tcW w:w="819" w:type="dxa"/>
+          </w:tcPr>
+          <w:p>
+            <w:r>
+              <w:t>M3L3</w:t>
+            </w:r>
+          </w:p>
+          <w:p>
+            <w:r>
+              <w:t>A3</w:t>
+            </w:r>
+          </w:p>
+        </w:tc>
+        <w:tc>
+          <w:tcPr>
+            <w:tcW w:w="8197" w:type="dxa"/>
+          </w:tcPr>
+          <w:p>
+            <w:r>
+              <w:t>https://github.com/saranyachandrasekar11/Python-Saranya/blob/00b1c5db57f0de3a2ca43215552db59ac3234a54/IntroPython/Module%203/M3L3/M3L3A3.py</w:t>
+            </w:r>
+          </w:p>
+        </w:tc>
+      </w:tr>
+      <w:tr>
+        <w:tc>
+          <w:tcPr>
+            <w:tcW w:w="819" w:type="dxa"/>
+          </w:tcPr>
+          <w:p>
+            <w:r>
+              <w:t>M3L3</w:t>
+            </w:r>
+          </w:p>
+          <w:p>
+            <w:r>
+              <w:t>ACP</w:t>
+            </w:r>
+          </w:p>
+        </w:tc>
+        <w:tc>
+          <w:tcPr>
+            <w:tcW w:w="8197" w:type="dxa"/>
+          </w:tcPr>
+          <w:p>
+            <w:r>
+              <w:t>https://github.com/saranyachandrasekar11/Python-Saranya/blob/00b1c5db57f0de3a2ca43215552db59ac3234a54/IntroPython/Module%203/M3L3/M3L3ACP.py</w:t>
+            </w:r>
+          </w:p>
+        </w:tc>
+      </w:tr>
+    </w:tbl>
+    <w:p/>
+    <w:p/>
+    <w:p/>
+    <w:tbl>
+      <w:tblPr>
+        <w:tblStyle w:val="TableGrid"/>
+        <w:tblW w:w="0" w:type="auto"/>
+        <w:tblLook w:val="04A0" w:firstRow="1" w:lastRow="0" w:firstColumn="1" w:lastColumn="0" w:noHBand="0" w:noVBand="1"/>
+      </w:tblPr>
+      <w:tblGrid>
+        <w:gridCol w:w="635"/>
+        <w:gridCol w:w="8381"/>
+      </w:tblGrid>
+      <w:tr>
+        <w:tc>
+          <w:tcPr>
+            <w:tcW w:w="635" w:type="dxa"/>
+          </w:tcPr>
+          <w:p>
+            <w:r>
+              <w:t>M4L4</w:t>
+            </w:r>
+          </w:p>
+          <w:p>
+            <w:r>
+              <w:t>A1</w:t>
+            </w:r>
+          </w:p>
+        </w:tc>
+        <w:tc>
+          <w:tcPr>
+            <w:tcW w:w="8381" w:type="dxa"/>
+          </w:tcPr>
+          <w:p>
+            <w:r>
+              <w:t>https://github.com/saranyachandrasekar11/Python-Saranya/blob/00b1c5db57f0de3a2ca43215552db59ac3234a54/IntroPython/Module%203/M3L4/M3L4A1.py</w:t>
+            </w:r>
+          </w:p>
+        </w:tc>
+      </w:tr>
+      <w:tr>
+        <w:tc>
+          <w:tcPr>
+            <w:tcW w:w="635" w:type="dxa"/>
+          </w:tcPr>
+          <w:p>
+            <w:r>
+              <w:t>M4L4</w:t>
+            </w:r>
+          </w:p>
+          <w:p>
+            <w:r>
+              <w:t>A</w:t>
+            </w:r>
+            <w:r>
+              <w:t>2</w:t>
+            </w:r>
+          </w:p>
+        </w:tc>
+        <w:tc>
+          <w:tcPr>
+            <w:tcW w:w="8381" w:type="dxa"/>
+          </w:tcPr>
+          <w:p>
+            <w:r>
+              <w:t>https://github.com/saranyachandrasekar11/Python-Saranya/blob/00b1c5db57f0de3a2ca43215552db59ac3234a54/IntroPython/Module%203/M3L4/M3L4A2.py</w:t>
+            </w:r>
+          </w:p>
+        </w:tc>
+      </w:tr>
+      <w:tr>
+        <w:tc>
+          <w:tcPr>
+            <w:tcW w:w="635" w:type="dxa"/>
+          </w:tcPr>
+          <w:p>
+            <w:r>
+              <w:t>M4L4</w:t>
+            </w:r>
+          </w:p>
+          <w:p>
+            <w:r>
+              <w:t>A</w:t>
+            </w:r>
+            <w:r>
+              <w:t>3</w:t>
+            </w:r>
+          </w:p>
+        </w:tc>
+        <w:tc>
+          <w:tcPr>
+            <w:tcW w:w="8381" w:type="dxa"/>
+          </w:tcPr>
+          <w:p>
+            <w:r>
+              <w:t>https://github.com/saranyachandrasekar11/Python-Saranya/blob/00b1c5db57f0de3a2ca43215552db59ac3234a54/IntroPython/Module%203/M3L4/M3L4A3.py</w:t>
+            </w:r>
+          </w:p>
+        </w:tc>
+      </w:tr>
+      <w:tr>
+        <w:tc>
+          <w:tcPr>
+            <w:tcW w:w="635" w:type="dxa"/>
+          </w:tcPr>
+          <w:p>
+            <w:r>
+              <w:t>M4L4</w:t>
+            </w:r>
+          </w:p>
+          <w:p>
+            <w:r>
+              <w:t>A</w:t>
+            </w:r>
+            <w:r>
+              <w:t>CP</w:t>
+            </w:r>
+          </w:p>
+        </w:tc>
+        <w:tc>
+          <w:tcPr>
+            <w:tcW w:w="8381" w:type="dxa"/>
+          </w:tcPr>
+          <w:p>
+            <w:r>
+              <w:t>https://github.com/saranyachandrasekar11/Python-Saranya/blob/00b1c5db57f0de3a2ca43215552db59ac3234a54/IntroPython/Module%203/M3L4/M3L4ACP.py</w:t>
+            </w:r>
+          </w:p>
+        </w:tc>
+      </w:tr>
+      <w:tr>
+        <w:tc>
+          <w:tcPr>
+            <w:tcW w:w="635" w:type="dxa"/>
+          </w:tcPr>
+          <w:p>
+            <w:r>
+              <w:t>M4</w:t>
+            </w:r>
+          </w:p>
+          <w:p>
+            <w:r>
+              <w:t>L5</w:t>
+            </w:r>
+          </w:p>
+          <w:p>
+            <w:r>
+              <w:t>A1</w:t>
+            </w:r>
+          </w:p>
+        </w:tc>
+        <w:tc>
+          <w:tcPr>
+            <w:tcW w:w="8381" w:type="dxa"/>
+          </w:tcPr>
+          <w:p>
+            <w:r>
+              <w:t>https://github.com/saranyachandrasekar11/Python-Saranya/blob/00b1c5db57f0de3a2ca43215552db59ac3234a54/IntroPython/Module%203/M3L5/M3L5A1.py</w:t>
+            </w:r>
+          </w:p>
+        </w:tc>
+      </w:tr>
+      <w:tr>
+        <w:tc>
+          <w:tcPr>
+            <w:tcW w:w="635" w:type="dxa"/>
+          </w:tcPr>
+          <w:p>
+            <w:r>
+              <w:t>M4</w:t>
+            </w:r>
+          </w:p>
+          <w:p>
+            <w:r>
+              <w:t>L5</w:t>
+            </w:r>
+          </w:p>
+          <w:p>
+            <w:r>
+              <w:t>A</w:t>
+            </w:r>
+            <w:r>
+              <w:t>2</w:t>
+            </w:r>
+          </w:p>
+        </w:tc>
+        <w:tc>
+          <w:tcPr>
+            <w:tcW w:w="8381" w:type="dxa"/>
+          </w:tcPr>
+          <w:p>
+            <w:r>
+              <w:t>https://github.com/saranyachandrasekar11/Python-Saranya/blob/00b1c5db57f0de3a2ca43215552db59ac3234a54/IntroPython/Module%203/M3L5/M3L5A2.py</w:t>
+            </w:r>
+          </w:p>
+        </w:tc>
+      </w:tr>
+      <w:tr>
+        <w:tc>
+          <w:tcPr>
+            <w:tcW w:w="635" w:type="dxa"/>
+          </w:tcPr>
+          <w:p>
+            <w:r>
+              <w:t>M4</w:t>
+            </w:r>
+          </w:p>
+          <w:p>
+            <w:r>
+              <w:t>L5</w:t>
+            </w:r>
+          </w:p>
+          <w:p>
+            <w:r>
+              <w:t>A</w:t>
+            </w:r>
+            <w:r>
+              <w:t>3</w:t>
+            </w:r>
+          </w:p>
+        </w:tc>
+        <w:tc>
+          <w:tcPr>
+            <w:tcW w:w="8381" w:type="dxa"/>
+          </w:tcPr>
+          <w:p>
+            <w:r>
+              <w:t>https://github.com/saranyachandrasekar11/Python-Saranya/blob/00b1c5db57f0de3a2ca43215552db59ac3234a54/IntroPython/Module%203/M3L5/M3L5A3.py</w:t>
+            </w:r>
+          </w:p>
+        </w:tc>
+      </w:tr>
+      <w:tr>
+        <w:tc>
+          <w:tcPr>
+            <w:tcW w:w="635" w:type="dxa"/>
+          </w:tcPr>
+          <w:p>
+            <w:r>
+              <w:t>M4</w:t>
+            </w:r>
+          </w:p>
+          <w:p>
+            <w:r>
+              <w:t>L5</w:t>
+            </w:r>
+          </w:p>
+          <w:p>
+            <w:r>
+              <w:t>A</w:t>
+            </w:r>
+            <w:r>
+              <w:t>CP</w:t>
+            </w:r>
+          </w:p>
+        </w:tc>
+        <w:tc>
+          <w:tcPr>
+            <w:tcW w:w="8381" w:type="dxa"/>
+          </w:tcPr>
+          <w:p>
+            <w:r>
+              <w:t>https://github.com/saranyachandrasekar11/Python-Saranya/blob/00b1c5db57f0de3a2ca43215552db59ac3234a54/IntroPython/Module%203/M3L5/M3L5ACP.py</w:t>
+            </w:r>
+          </w:p>
+        </w:tc>
+      </w:tr>
+      <w:tr>
+        <w:tc>
+          <w:tcPr>
+            <w:tcW w:w="635" w:type="dxa"/>
+          </w:tcPr>
+          <w:p>
+            <w:r>
+              <w:t>M4</w:t>
+            </w:r>
+          </w:p>
+          <w:p>
+            <w:r>
+              <w:t>L6</w:t>
+            </w:r>
+          </w:p>
+          <w:p>
+            <w:r>
+              <w:t>A1</w:t>
+            </w:r>
+          </w:p>
+        </w:tc>
+        <w:tc>
+          <w:tcPr>
+            <w:tcW w:w="8381" w:type="dxa"/>
+          </w:tcPr>
+          <w:p>
+            <w:r>
+              <w:t>https://github.com/saranyachandrasekar11/Python-Saranya/blob/00b1c5db57f0de3a2ca43215552db59ac3234a54/IntroPython/Module%203/M3L6/M3L6A1.py</w:t>
+            </w:r>
+          </w:p>
+        </w:tc>
+      </w:tr>
+      <w:tr>
+        <w:tc>
+          <w:tcPr>
+            <w:tcW w:w="635" w:type="dxa"/>
+          </w:tcPr>
+          <w:p>
+            <w:r>
+              <w:t>M4</w:t>
+            </w:r>
+          </w:p>
+          <w:p>
+            <w:r>
+              <w:t>L6</w:t>
+            </w:r>
+          </w:p>
+          <w:p>
+            <w:r>
+              <w:t>A</w:t>
+            </w:r>
+            <w:r>
+              <w:t>2</w:t>
+            </w:r>
+          </w:p>
+        </w:tc>
+        <w:tc>
+          <w:tcPr>
+            <w:tcW w:w="8381" w:type="dxa"/>
+          </w:tcPr>
+          <w:p>
+            <w:r>
+              <w:t>https://github.com/saranyachandrasekar11/Python-Saranya/blob/00b1c5db57f0de3a2ca43215552db59ac3234a54/IntroPython/Module%203/M3L6/M3L6A2.py</w:t>
+            </w:r>
+          </w:p>
+        </w:tc>
+      </w:tr>
+      <w:tr>
+        <w:tc>
+          <w:tcPr>
+            <w:tcW w:w="635" w:type="dxa"/>
+          </w:tcPr>
+          <w:p>
+            <w:r>
+              <w:t>M4</w:t>
+            </w:r>
+          </w:p>
+          <w:p>
+            <w:r>
+              <w:t>L6</w:t>
+            </w:r>
+          </w:p>
+          <w:p>
+            <w:r>
+              <w:t>A</w:t>
+            </w:r>
+            <w:r>
+              <w:t>3</w:t>
+            </w:r>
+          </w:p>
+        </w:tc>
+        <w:tc>
+          <w:tcPr>
+            <w:tcW w:w="8381" w:type="dxa"/>
+          </w:tcPr>
+          <w:p>
+            <w:r>
+              <w:t>https://github.com/saranyachandrasekar11/Python-Saranya/blob/00b1c5db57f0de3a2ca43215552db59ac3234a54/IntroPython/Module%203/M3L6/M3l6A3.py</w:t>
+            </w:r>
+          </w:p>
+        </w:tc>
+      </w:tr>
+      <w:tr>
+        <w:tc>
+          <w:tcPr>
+            <w:tcW w:w="635" w:type="dxa"/>
+          </w:tcPr>
+          <w:p>
+            <w:r>
+              <w:t>M4</w:t>
+            </w:r>
+          </w:p>
+          <w:p>
+            <w:r>
+              <w:t>L6</w:t>
+            </w:r>
+          </w:p>
+          <w:p>
+            <w:r>
+              <w:t>A</w:t>
+            </w:r>
+            <w:r>
+              <w:t>CP</w:t>
+            </w:r>
+          </w:p>
+        </w:tc>
+        <w:tc>
+          <w:tcPr>
+            <w:tcW w:w="8381" w:type="dxa"/>
+          </w:tcPr>
+          <w:p>
+            <w:r>
+              <w:t>https://github.com/saranyachandrasekar11/Python-Saranya/blob/00b1c5db57f0de3a2ca43215552db59ac3234a54/IntroPython/Module%203/M3L6/M3L6ACP.py</w:t>
+            </w:r>
+          </w:p>
+        </w:tc>
+      </w:tr>
+    </w:tbl>
     <w:p/>
     <w:sectPr>
       <w:pgSz w:w="11906" w:h="16838"/>

--- a/python activities link.docx
+++ b/python activities link.docx
@@ -1301,10 +1301,160 @@
           </w:p>
           <w:p>
             <w:r>
+              <w:t>A2</w:t>
+            </w:r>
+          </w:p>
+        </w:tc>
+        <w:tc>
+          <w:tcPr>
+            <w:tcW w:w="8381" w:type="dxa"/>
+          </w:tcPr>
+          <w:p>
+            <w:r>
+              <w:t>https://github.com/saranyachandrasekar11/Python-Saranya/blob/00b1c5db57f0de3a2ca43215552db59ac3234a54/IntroPython/Module%203/M3L4/M3L4A2.py</w:t>
+            </w:r>
+          </w:p>
+        </w:tc>
+      </w:tr>
+      <w:tr>
+        <w:tc>
+          <w:tcPr>
+            <w:tcW w:w="635" w:type="dxa"/>
+          </w:tcPr>
+          <w:p>
+            <w:r>
+              <w:t>M4L4</w:t>
+            </w:r>
+          </w:p>
+          <w:p>
+            <w:r>
+              <w:t>A3</w:t>
+            </w:r>
+          </w:p>
+        </w:tc>
+        <w:tc>
+          <w:tcPr>
+            <w:tcW w:w="8381" w:type="dxa"/>
+          </w:tcPr>
+          <w:p>
+            <w:r>
+              <w:t>https://github.com/saranyachandrasekar11/Python-Saranya/blob/00b1c5db57f0de3a2ca43215552db59ac3234a54/IntroPython/Module%203/M3L4/M3L4A3.py</w:t>
+            </w:r>
+          </w:p>
+        </w:tc>
+      </w:tr>
+      <w:tr>
+        <w:tc>
+          <w:tcPr>
+            <w:tcW w:w="635" w:type="dxa"/>
+          </w:tcPr>
+          <w:p>
+            <w:r>
+              <w:t>M4L4</w:t>
+            </w:r>
+          </w:p>
+          <w:p>
+            <w:r>
+              <w:t>ACP</w:t>
+            </w:r>
+          </w:p>
+        </w:tc>
+        <w:tc>
+          <w:tcPr>
+            <w:tcW w:w="8381" w:type="dxa"/>
+          </w:tcPr>
+          <w:p>
+            <w:r>
+              <w:t>https://github.com/saranyachandrasekar11/Python-Saranya/blob/00b1c5db57f0de3a2ca43215552db59ac3234a54/IntroPython/Module%203/M3L4/M3L4ACP.py</w:t>
+            </w:r>
+          </w:p>
+        </w:tc>
+      </w:tr>
+      <w:tr>
+        <w:tc>
+          <w:tcPr>
+            <w:tcW w:w="635" w:type="dxa"/>
+          </w:tcPr>
+          <w:p>
+            <w:r>
+              <w:t>M4</w:t>
+            </w:r>
+          </w:p>
+          <w:p>
+            <w:r>
+              <w:t>L5</w:t>
+            </w:r>
+          </w:p>
+          <w:p>
+            <w:r>
+              <w:t>A1</w:t>
+            </w:r>
+          </w:p>
+        </w:tc>
+        <w:tc>
+          <w:tcPr>
+            <w:tcW w:w="8381" w:type="dxa"/>
+          </w:tcPr>
+          <w:p>
+            <w:r>
+              <w:t>https://github.com/saranyachandrasekar11/Python-Saranya/blob/00b1c5db57f0de3a2ca43215552db59ac3234a54/IntroPython/Module%203/M3L5/M3L5A1.py</w:t>
+            </w:r>
+          </w:p>
+        </w:tc>
+      </w:tr>
+      <w:tr>
+        <w:tc>
+          <w:tcPr>
+            <w:tcW w:w="635" w:type="dxa"/>
+          </w:tcPr>
+          <w:p>
+            <w:r>
+              <w:t>M4</w:t>
+            </w:r>
+          </w:p>
+          <w:p>
+            <w:r>
+              <w:t>L5</w:t>
+            </w:r>
+          </w:p>
+          <w:p>
+            <w:r>
+              <w:t>A2</w:t>
+            </w:r>
+          </w:p>
+        </w:tc>
+        <w:tc>
+          <w:tcPr>
+            <w:tcW w:w="8381" w:type="dxa"/>
+          </w:tcPr>
+          <w:p>
+            <w:r>
+              <w:t>https://github.com/saranyachandrasekar11/Python-Saranya/blob/00b1c5db57f0de3a2ca43215552db59ac3234a54/IntroPython/Module%203/M3L5/M3L5A2.py</w:t>
+            </w:r>
+          </w:p>
+        </w:tc>
+      </w:tr>
+      <w:tr>
+        <w:tc>
+          <w:tcPr>
+            <w:tcW w:w="635" w:type="dxa"/>
+          </w:tcPr>
+          <w:p>
+            <w:r>
+              <w:t>M4</w:t>
+            </w:r>
+          </w:p>
+          <w:p>
+            <w:r>
+              <w:t>L5</w:t>
+            </w:r>
+          </w:p>
+          <w:p>
+            <w:r>
               <w:t>A</w:t>
             </w:r>
             <w:r>
-              <w:t>2</w:t>
+              <w:t>3</w:t>
             </w:r>
           </w:p>
         </w:tc>
@@ -1314,7 +1464,7 @@
           </w:tcPr>
           <w:p>
             <w:r>
-              <w:t>https://github.com/saranyachandrasekar11/Python-Saranya/blob/00b1c5db57f0de3a2ca43215552db59ac3234a54/IntroPython/Module%203/M3L4/M3L4A2.py</w:t>
+              <w:t>https://github.com/saranyachandrasekar11/Python-Saranya/blob/00b1c5db57f0de3a2ca43215552db59ac3234a54/IntroPython/Module%203/M3L5/M3L5A3.py</w:t>
             </w:r>
           </w:p>
         </w:tc>
@@ -1326,15 +1476,17 @@
           </w:tcPr>
           <w:p>
             <w:r>
-              <w:t>M4L4</w:t>
-            </w:r>
-          </w:p>
-          <w:p>
-            <w:r>
-              <w:t>A</w:t>
-            </w:r>
-            <w:r>
-              <w:t>3</w:t>
+              <w:t>M4</w:t>
+            </w:r>
+          </w:p>
+          <w:p>
+            <w:r>
+              <w:t>L5</w:t>
+            </w:r>
+          </w:p>
+          <w:p>
+            <w:r>
+              <w:t>ACP</w:t>
             </w:r>
           </w:p>
         </w:tc>
@@ -1344,7 +1496,7 @@
           </w:tcPr>
           <w:p>
             <w:r>
-              <w:t>https://github.com/saranyachandrasekar11/Python-Saranya/blob/00b1c5db57f0de3a2ca43215552db59ac3234a54/IntroPython/Module%203/M3L4/M3L4A3.py</w:t>
+              <w:t>https://github.com/saranyachandrasekar11/Python-Saranya/blob/00b1c5db57f0de3a2ca43215552db59ac3234a54/IntroPython/Module%203/M3L5/M3L5ACP.py</w:t>
             </w:r>
           </w:p>
         </w:tc>
@@ -1356,15 +1508,17 @@
           </w:tcPr>
           <w:p>
             <w:r>
-              <w:t>M4L4</w:t>
-            </w:r>
-          </w:p>
-          <w:p>
-            <w:r>
-              <w:t>A</w:t>
-            </w:r>
-            <w:r>
-              <w:t>CP</w:t>
+              <w:t>M4</w:t>
+            </w:r>
+          </w:p>
+          <w:p>
+            <w:r>
+              <w:t>L6</w:t>
+            </w:r>
+          </w:p>
+          <w:p>
+            <w:r>
+              <w:t>A1</w:t>
             </w:r>
           </w:p>
         </w:tc>
@@ -1374,7 +1528,7 @@
           </w:tcPr>
           <w:p>
             <w:r>
-              <w:t>https://github.com/saranyachandrasekar11/Python-Saranya/blob/00b1c5db57f0de3a2ca43215552db59ac3234a54/IntroPython/Module%203/M3L4/M3L4ACP.py</w:t>
+              <w:t>https://github.com/saranyachandrasekar11/Python-Saranya/blob/00b1c5db57f0de3a2ca43215552db59ac3234a54/IntroPython/Module%203/M3L6/M3L6A1.py</w:t>
             </w:r>
           </w:p>
         </w:tc>
@@ -1391,12 +1545,12 @@
           </w:p>
           <w:p>
             <w:r>
-              <w:t>L5</w:t>
-            </w:r>
-          </w:p>
-          <w:p>
-            <w:r>
-              <w:t>A1</w:t>
+              <w:t>L6</w:t>
+            </w:r>
+          </w:p>
+          <w:p>
+            <w:r>
+              <w:t>A2</w:t>
             </w:r>
           </w:p>
         </w:tc>
@@ -1406,7 +1560,7 @@
           </w:tcPr>
           <w:p>
             <w:r>
-              <w:t>https://github.com/saranyachandrasekar11/Python-Saranya/blob/00b1c5db57f0de3a2ca43215552db59ac3234a54/IntroPython/Module%203/M3L5/M3L5A1.py</w:t>
+              <w:t>https://github.com/saranyachandrasekar11/Python-Saranya/blob/00b1c5db57f0de3a2ca43215552db59ac3234a54/IntroPython/Module%203/M3L6/M3L6A2.py</w:t>
             </w:r>
           </w:p>
         </w:tc>
@@ -1423,15 +1577,12 @@
           </w:p>
           <w:p>
             <w:r>
-              <w:t>L5</w:t>
-            </w:r>
-          </w:p>
-          <w:p>
-            <w:r>
-              <w:t>A</w:t>
-            </w:r>
-            <w:r>
-              <w:t>2</w:t>
+              <w:t>L6</w:t>
+            </w:r>
+          </w:p>
+          <w:p>
+            <w:r>
+              <w:t>A3</w:t>
             </w:r>
           </w:p>
         </w:tc>
@@ -1441,7 +1592,7 @@
           </w:tcPr>
           <w:p>
             <w:r>
-              <w:t>https://github.com/saranyachandrasekar11/Python-Saranya/blob/00b1c5db57f0de3a2ca43215552db59ac3234a54/IntroPython/Module%203/M3L5/M3L5A2.py</w:t>
+              <w:t>https://github.com/saranyachandrasekar11/Python-Saranya/blob/00b1c5db57f0de3a2ca43215552db59ac3234a54/IntroPython/Module%203/M3L6/M3l6A3.py</w:t>
             </w:r>
           </w:p>
         </w:tc>
@@ -1458,15 +1609,12 @@
           </w:p>
           <w:p>
             <w:r>
-              <w:t>L5</w:t>
-            </w:r>
-          </w:p>
-          <w:p>
-            <w:r>
-              <w:t>A</w:t>
-            </w:r>
-            <w:r>
-              <w:t>3</w:t>
+              <w:t>L6</w:t>
+            </w:r>
+          </w:p>
+          <w:p>
+            <w:r>
+              <w:t>ACP</w:t>
             </w:r>
           </w:p>
         </w:tc>
@@ -1476,181 +1624,110 @@
           </w:tcPr>
           <w:p>
             <w:r>
-              <w:t>https://github.com/saranyachandrasekar11/Python-Saranya/blob/00b1c5db57f0de3a2ca43215552db59ac3234a54/IntroPython/Module%203/M3L5/M3L5A3.py</w:t>
-            </w:r>
-          </w:p>
-        </w:tc>
-      </w:tr>
-      <w:tr>
-        <w:tc>
-          <w:tcPr>
-            <w:tcW w:w="635" w:type="dxa"/>
-          </w:tcPr>
-          <w:p>
-            <w:r>
-              <w:t>M4</w:t>
-            </w:r>
-          </w:p>
-          <w:p>
-            <w:r>
-              <w:t>L5</w:t>
-            </w:r>
-          </w:p>
-          <w:p>
-            <w:r>
-              <w:t>A</w:t>
-            </w:r>
-            <w:r>
-              <w:t>CP</w:t>
-            </w:r>
-          </w:p>
-        </w:tc>
-        <w:tc>
-          <w:tcPr>
-            <w:tcW w:w="8381" w:type="dxa"/>
-          </w:tcPr>
-          <w:p>
-            <w:r>
-              <w:t>https://github.com/saranyachandrasekar11/Python-Saranya/blob/00b1c5db57f0de3a2ca43215552db59ac3234a54/IntroPython/Module%203/M3L5/M3L5ACP.py</w:t>
-            </w:r>
-          </w:p>
-        </w:tc>
-      </w:tr>
-      <w:tr>
-        <w:tc>
-          <w:tcPr>
-            <w:tcW w:w="635" w:type="dxa"/>
-          </w:tcPr>
-          <w:p>
-            <w:r>
-              <w:t>M4</w:t>
-            </w:r>
-          </w:p>
-          <w:p>
-            <w:r>
-              <w:t>L6</w:t>
-            </w:r>
-          </w:p>
-          <w:p>
-            <w:r>
-              <w:t>A1</w:t>
-            </w:r>
-          </w:p>
-        </w:tc>
-        <w:tc>
-          <w:tcPr>
-            <w:tcW w:w="8381" w:type="dxa"/>
-          </w:tcPr>
-          <w:p>
-            <w:r>
-              <w:t>https://github.com/saranyachandrasekar11/Python-Saranya/blob/00b1c5db57f0de3a2ca43215552db59ac3234a54/IntroPython/Module%203/M3L6/M3L6A1.py</w:t>
-            </w:r>
-          </w:p>
-        </w:tc>
-      </w:tr>
-      <w:tr>
-        <w:tc>
-          <w:tcPr>
-            <w:tcW w:w="635" w:type="dxa"/>
-          </w:tcPr>
-          <w:p>
-            <w:r>
-              <w:t>M4</w:t>
-            </w:r>
-          </w:p>
-          <w:p>
-            <w:r>
-              <w:t>L6</w:t>
-            </w:r>
-          </w:p>
-          <w:p>
-            <w:r>
-              <w:t>A</w:t>
-            </w:r>
-            <w:r>
-              <w:t>2</w:t>
-            </w:r>
-          </w:p>
-        </w:tc>
-        <w:tc>
-          <w:tcPr>
-            <w:tcW w:w="8381" w:type="dxa"/>
-          </w:tcPr>
-          <w:p>
-            <w:r>
-              <w:t>https://github.com/saranyachandrasekar11/Python-Saranya/blob/00b1c5db57f0de3a2ca43215552db59ac3234a54/IntroPython/Module%203/M3L6/M3L6A2.py</w:t>
-            </w:r>
-          </w:p>
-        </w:tc>
-      </w:tr>
-      <w:tr>
-        <w:tc>
-          <w:tcPr>
-            <w:tcW w:w="635" w:type="dxa"/>
-          </w:tcPr>
-          <w:p>
-            <w:r>
-              <w:t>M4</w:t>
-            </w:r>
-          </w:p>
-          <w:p>
-            <w:r>
-              <w:t>L6</w:t>
-            </w:r>
-          </w:p>
-          <w:p>
-            <w:r>
-              <w:t>A</w:t>
-            </w:r>
-            <w:r>
-              <w:t>3</w:t>
-            </w:r>
-          </w:p>
-        </w:tc>
-        <w:tc>
-          <w:tcPr>
-            <w:tcW w:w="8381" w:type="dxa"/>
-          </w:tcPr>
-          <w:p>
-            <w:r>
-              <w:t>https://github.com/saranyachandrasekar11/Python-Saranya/blob/00b1c5db57f0de3a2ca43215552db59ac3234a54/IntroPython/Module%203/M3L6/M3l6A3.py</w:t>
-            </w:r>
-          </w:p>
-        </w:tc>
-      </w:tr>
-      <w:tr>
-        <w:tc>
-          <w:tcPr>
-            <w:tcW w:w="635" w:type="dxa"/>
-          </w:tcPr>
-          <w:p>
-            <w:r>
-              <w:t>M4</w:t>
-            </w:r>
-          </w:p>
-          <w:p>
-            <w:r>
-              <w:t>L6</w:t>
-            </w:r>
-          </w:p>
-          <w:p>
-            <w:r>
-              <w:t>A</w:t>
-            </w:r>
-            <w:r>
-              <w:t>CP</w:t>
-            </w:r>
-          </w:p>
-        </w:tc>
-        <w:tc>
-          <w:tcPr>
-            <w:tcW w:w="8381" w:type="dxa"/>
-          </w:tcPr>
-          <w:p>
-            <w:r>
               <w:t>https://github.com/saranyachandrasekar11/Python-Saranya/blob/00b1c5db57f0de3a2ca43215552db59ac3234a54/IntroPython/Module%203/M3L6/M3L6ACP.py</w:t>
             </w:r>
           </w:p>
+        </w:tc>
+      </w:tr>
+    </w:tbl>
+    <w:p/>
+    <w:p/>
+    <w:tbl>
+      <w:tblPr>
+        <w:tblStyle w:val="TableGrid"/>
+        <w:tblW w:w="0" w:type="auto"/>
+        <w:tblLook w:val="04A0" w:firstRow="1" w:lastRow="0" w:firstColumn="1" w:lastColumn="0" w:noHBand="0" w:noVBand="1"/>
+      </w:tblPr>
+      <w:tblGrid>
+        <w:gridCol w:w="805"/>
+        <w:gridCol w:w="8211"/>
+      </w:tblGrid>
+      <w:tr>
+        <w:tc>
+          <w:tcPr>
+            <w:tcW w:w="805" w:type="dxa"/>
+          </w:tcPr>
+          <w:p>
+            <w:r>
+              <w:t>M5 L1 A1</w:t>
+            </w:r>
+          </w:p>
+        </w:tc>
+        <w:tc>
+          <w:tcPr>
+            <w:tcW w:w="8211" w:type="dxa"/>
+          </w:tcPr>
+          <w:p/>
+        </w:tc>
+      </w:tr>
+      <w:tr>
+        <w:tc>
+          <w:tcPr>
+            <w:tcW w:w="805" w:type="dxa"/>
+          </w:tcPr>
+          <w:p/>
+        </w:tc>
+        <w:tc>
+          <w:tcPr>
+            <w:tcW w:w="8211" w:type="dxa"/>
+          </w:tcPr>
+          <w:p/>
+        </w:tc>
+      </w:tr>
+      <w:tr>
+        <w:tc>
+          <w:tcPr>
+            <w:tcW w:w="805" w:type="dxa"/>
+          </w:tcPr>
+          <w:p/>
+        </w:tc>
+        <w:tc>
+          <w:tcPr>
+            <w:tcW w:w="8211" w:type="dxa"/>
+          </w:tcPr>
+          <w:p/>
+        </w:tc>
+      </w:tr>
+      <w:tr>
+        <w:tc>
+          <w:tcPr>
+            <w:tcW w:w="805" w:type="dxa"/>
+          </w:tcPr>
+          <w:p/>
+        </w:tc>
+        <w:tc>
+          <w:tcPr>
+            <w:tcW w:w="8211" w:type="dxa"/>
+          </w:tcPr>
+          <w:p/>
+        </w:tc>
+      </w:tr>
+      <w:tr>
+        <w:tc>
+          <w:tcPr>
+            <w:tcW w:w="805" w:type="dxa"/>
+          </w:tcPr>
+          <w:p/>
+        </w:tc>
+        <w:tc>
+          <w:tcPr>
+            <w:tcW w:w="8211" w:type="dxa"/>
+          </w:tcPr>
+          <w:p/>
+        </w:tc>
+      </w:tr>
+      <w:tr>
+        <w:tc>
+          <w:tcPr>
+            <w:tcW w:w="805" w:type="dxa"/>
+          </w:tcPr>
+          <w:p/>
+        </w:tc>
+        <w:tc>
+          <w:tcPr>
+            <w:tcW w:w="8211" w:type="dxa"/>
+          </w:tcPr>
+          <w:p/>
         </w:tc>
       </w:tr>
     </w:tbl>

--- a/python activities link.docx
+++ b/python activities link.docx
@@ -1251,7 +1251,6 @@
     </w:tbl>
     <w:p/>
     <w:p/>
-    <w:p/>
     <w:tbl>
       <w:tblPr>
         <w:tblStyle w:val="TableGrid"/>
@@ -1269,7 +1268,7 @@
           </w:tcPr>
           <w:p>
             <w:r>
-              <w:t>M4L4</w:t>
+              <w:t>M3L4</w:t>
             </w:r>
           </w:p>
           <w:p>
@@ -1296,7 +1295,128 @@
           </w:tcPr>
           <w:p>
             <w:r>
-              <w:t>M4L4</w:t>
+              <w:t>M3 L</w:t>
+            </w:r>
+            <w:proofErr w:type="gramStart"/>
+            <w:r>
+              <w:t>4  A</w:t>
+            </w:r>
+            <w:proofErr w:type="gramEnd"/>
+            <w:r>
+              <w:t>2</w:t>
+            </w:r>
+          </w:p>
+        </w:tc>
+        <w:tc>
+          <w:tcPr>
+            <w:tcW w:w="8381" w:type="dxa"/>
+          </w:tcPr>
+          <w:p>
+            <w:r>
+              <w:t>https://github.com/saranyachandrasekar11/Python-Saranya/blob/00b1c5db57f0de3a2ca43215552db59ac3234a54/IntroPython/Module%203/M3L4/M3L4A2.py</w:t>
+            </w:r>
+          </w:p>
+        </w:tc>
+      </w:tr>
+      <w:tr>
+        <w:tc>
+          <w:tcPr>
+            <w:tcW w:w="635" w:type="dxa"/>
+          </w:tcPr>
+          <w:p>
+            <w:r>
+              <w:t>M3L4 A3</w:t>
+            </w:r>
+          </w:p>
+        </w:tc>
+        <w:tc>
+          <w:tcPr>
+            <w:tcW w:w="8381" w:type="dxa"/>
+          </w:tcPr>
+          <w:p>
+            <w:r>
+              <w:t>https://github.com/saranyachandrasekar11/Python-Saranya/blob/00b1c5db57f0de3a2ca43215552db59ac3234a54/IntroPython/Module%203/M3L4/M3L4A3.py</w:t>
+            </w:r>
+          </w:p>
+        </w:tc>
+      </w:tr>
+      <w:tr>
+        <w:tc>
+          <w:tcPr>
+            <w:tcW w:w="635" w:type="dxa"/>
+          </w:tcPr>
+          <w:p>
+            <w:r>
+              <w:t>M3</w:t>
+            </w:r>
+          </w:p>
+          <w:p>
+            <w:r>
+              <w:t>L4</w:t>
+            </w:r>
+          </w:p>
+          <w:p>
+            <w:r>
+              <w:t>ACP</w:t>
+            </w:r>
+          </w:p>
+        </w:tc>
+        <w:tc>
+          <w:tcPr>
+            <w:tcW w:w="8381" w:type="dxa"/>
+          </w:tcPr>
+          <w:p>
+            <w:r>
+              <w:t>https://github.com/saranyachandrasekar11/Python-Saranya/blob/00b1c5db57f0de3a2ca43215552db59ac3234a54/IntroPython/Module%203/M3L4/M3L4ACP.py</w:t>
+            </w:r>
+          </w:p>
+        </w:tc>
+      </w:tr>
+      <w:tr>
+        <w:tc>
+          <w:tcPr>
+            <w:tcW w:w="635" w:type="dxa"/>
+          </w:tcPr>
+          <w:p>
+            <w:r>
+              <w:t>M3</w:t>
+            </w:r>
+          </w:p>
+          <w:p>
+            <w:r>
+              <w:t>L5</w:t>
+            </w:r>
+          </w:p>
+          <w:p>
+            <w:r>
+              <w:t>A1</w:t>
+            </w:r>
+          </w:p>
+        </w:tc>
+        <w:tc>
+          <w:tcPr>
+            <w:tcW w:w="8381" w:type="dxa"/>
+          </w:tcPr>
+          <w:p>
+            <w:r>
+              <w:t>https://github.com/saranyachandrasekar11/Python-Saranya/blob/00b1c5db57f0de3a2ca43215552db59ac3234a54/IntroPython/Module%203/M3L5/M3L5A1.py</w:t>
+            </w:r>
+          </w:p>
+        </w:tc>
+      </w:tr>
+      <w:tr>
+        <w:tc>
+          <w:tcPr>
+            <w:tcW w:w="635" w:type="dxa"/>
+          </w:tcPr>
+          <w:p>
+            <w:r>
+              <w:t>M3</w:t>
+            </w:r>
+          </w:p>
+          <w:p>
+            <w:r>
+              <w:t>L5</w:t>
             </w:r>
           </w:p>
           <w:p>
@@ -1311,7 +1431,7 @@
           </w:tcPr>
           <w:p>
             <w:r>
-              <w:t>https://github.com/saranyachandrasekar11/Python-Saranya/blob/00b1c5db57f0de3a2ca43215552db59ac3234a54/IntroPython/Module%203/M3L4/M3L4A2.py</w:t>
+              <w:t>https://github.com/saranyachandrasekar11/Python-Saranya/blob/00b1c5db57f0de3a2ca43215552db59ac3234a54/IntroPython/Module%203/M3L5/M3L5A2.py</w:t>
             </w:r>
           </w:p>
         </w:tc>
@@ -1323,7 +1443,12 @@
           </w:tcPr>
           <w:p>
             <w:r>
-              <w:t>M4L4</w:t>
+              <w:t>M3</w:t>
+            </w:r>
+          </w:p>
+          <w:p>
+            <w:r>
+              <w:t>L5</w:t>
             </w:r>
           </w:p>
           <w:p>
@@ -1338,7 +1463,7 @@
           </w:tcPr>
           <w:p>
             <w:r>
-              <w:t>https://github.com/saranyachandrasekar11/Python-Saranya/blob/00b1c5db57f0de3a2ca43215552db59ac3234a54/IntroPython/Module%203/M3L4/M3L4A3.py</w:t>
+              <w:t>https://github.com/saranyachandrasekar11/Python-Saranya/blob/00b1c5db57f0de3a2ca43215552db59ac3234a54/IntroPython/Module%203/M3L5/M3L5A3.py</w:t>
             </w:r>
           </w:p>
         </w:tc>
@@ -1350,7 +1475,12 @@
           </w:tcPr>
           <w:p>
             <w:r>
-              <w:t>M4L4</w:t>
+              <w:t>M3</w:t>
+            </w:r>
+          </w:p>
+          <w:p>
+            <w:r>
+              <w:t>L5</w:t>
             </w:r>
           </w:p>
           <w:p>
@@ -1365,11 +1495,173 @@
           </w:tcPr>
           <w:p>
             <w:r>
-              <w:t>https://github.com/saranyachandrasekar11/Python-Saranya/blob/00b1c5db57f0de3a2ca43215552db59ac3234a54/IntroPython/Module%203/M3L4/M3L4ACP.py</w:t>
-            </w:r>
-          </w:p>
-        </w:tc>
-      </w:tr>
+              <w:t>https://github.com/saranyachandrasekar11/Python-Saranya/blob/00b1c5db57f0de3a2ca43215552db59ac3234a54/IntroPython/Module%203/M3L5/M3L5ACP.py</w:t>
+            </w:r>
+          </w:p>
+        </w:tc>
+      </w:tr>
+    </w:tbl>
+    <w:p/>
+    <w:tbl>
+      <w:tblPr>
+        <w:tblStyle w:val="TableGrid"/>
+        <w:tblW w:w="0" w:type="auto"/>
+        <w:tblLayout w:type="fixed"/>
+        <w:tblLook w:val="04A0" w:firstRow="1" w:lastRow="0" w:firstColumn="1" w:lastColumn="0" w:noHBand="0" w:noVBand="1"/>
+      </w:tblPr>
+      <w:tblGrid>
+        <w:gridCol w:w="715"/>
+        <w:gridCol w:w="8301"/>
+      </w:tblGrid>
+      <w:tr>
+        <w:tc>
+          <w:tcPr>
+            <w:tcW w:w="715" w:type="dxa"/>
+          </w:tcPr>
+          <w:p>
+            <w:r>
+              <w:t>M</w:t>
+            </w:r>
+            <w:r>
+              <w:t>3</w:t>
+            </w:r>
+          </w:p>
+          <w:p>
+            <w:r>
+              <w:t>L6</w:t>
+            </w:r>
+          </w:p>
+          <w:p>
+            <w:r>
+              <w:t>A1</w:t>
+            </w:r>
+          </w:p>
+        </w:tc>
+        <w:tc>
+          <w:tcPr>
+            <w:tcW w:w="8301" w:type="dxa"/>
+          </w:tcPr>
+          <w:p>
+            <w:r>
+              <w:t>https://github.com/saranyachandrasekar11/Python-Saranya/blob/00b1c5db57f0de3a2ca43215552db59ac3234a54/IntroPython/Module%203/M3L6/M3L6A1.py</w:t>
+            </w:r>
+          </w:p>
+        </w:tc>
+      </w:tr>
+      <w:tr>
+        <w:tc>
+          <w:tcPr>
+            <w:tcW w:w="715" w:type="dxa"/>
+          </w:tcPr>
+          <w:p>
+            <w:r>
+              <w:t>M3</w:t>
+            </w:r>
+          </w:p>
+          <w:p>
+            <w:r>
+              <w:t>L6</w:t>
+            </w:r>
+          </w:p>
+          <w:p>
+            <w:r>
+              <w:t>A2</w:t>
+            </w:r>
+          </w:p>
+        </w:tc>
+        <w:tc>
+          <w:tcPr>
+            <w:tcW w:w="8301" w:type="dxa"/>
+          </w:tcPr>
+          <w:p>
+            <w:r>
+              <w:t>https://github.com/saranyachandrasekar11/Python-Saranya/blob/00b1c5db57f0de3a2ca43215552db59ac3234a54/IntroPython/Module%203/M3L6/M3L6A2.py</w:t>
+            </w:r>
+          </w:p>
+        </w:tc>
+      </w:tr>
+      <w:tr>
+        <w:tc>
+          <w:tcPr>
+            <w:tcW w:w="715" w:type="dxa"/>
+          </w:tcPr>
+          <w:p>
+            <w:r>
+              <w:t>M3</w:t>
+            </w:r>
+          </w:p>
+          <w:p>
+            <w:r>
+              <w:t>L6</w:t>
+            </w:r>
+          </w:p>
+          <w:p>
+            <w:r>
+              <w:t>A3</w:t>
+            </w:r>
+          </w:p>
+        </w:tc>
+        <w:tc>
+          <w:tcPr>
+            <w:tcW w:w="8301" w:type="dxa"/>
+          </w:tcPr>
+          <w:p>
+            <w:r>
+              <w:t>https://github.com/saranyachandrasekar11/Python-Saranya/blob/00b1c5db57f0de3a2ca43215552db59ac3234a54/IntroPython/Module%203/M3L6/M3l6A3.py</w:t>
+            </w:r>
+          </w:p>
+        </w:tc>
+      </w:tr>
+      <w:tr>
+        <w:tc>
+          <w:tcPr>
+            <w:tcW w:w="715" w:type="dxa"/>
+          </w:tcPr>
+          <w:p>
+            <w:r>
+              <w:t>M3</w:t>
+            </w:r>
+          </w:p>
+          <w:p>
+            <w:r>
+              <w:t>L6</w:t>
+            </w:r>
+          </w:p>
+          <w:p>
+            <w:r>
+              <w:t>ACP</w:t>
+            </w:r>
+          </w:p>
+        </w:tc>
+        <w:tc>
+          <w:tcPr>
+            <w:tcW w:w="8301" w:type="dxa"/>
+          </w:tcPr>
+          <w:p>
+            <w:r>
+              <w:t>https://github.com/saranyachandrasekar11/Python-Saranya/blob/00b1c5db57f0de3a2ca43215552db59ac3234a54/IntroPython/Module%203/M3L6/M3L6ACP.py</w:t>
+            </w:r>
+          </w:p>
+        </w:tc>
+      </w:tr>
+    </w:tbl>
+    <w:p/>
+    <w:p/>
+    <w:p>
+      <w:r>
+        <w:t>Module 4</w:t>
+      </w:r>
+    </w:p>
+    <w:tbl>
+      <w:tblPr>
+        <w:tblStyle w:val="TableGrid"/>
+        <w:tblW w:w="0" w:type="auto"/>
+        <w:tblLook w:val="04A0" w:firstRow="1" w:lastRow="0" w:firstColumn="1" w:lastColumn="0" w:noHBand="0" w:noVBand="1"/>
+      </w:tblPr>
+      <w:tblGrid>
+        <w:gridCol w:w="766"/>
+        <w:gridCol w:w="8250"/>
+      </w:tblGrid>
       <w:tr>
         <w:tc>
           <w:tcPr>
@@ -1377,12 +1669,135 @@
           </w:tcPr>
           <w:p>
             <w:r>
+              <w:t>M4L</w:t>
+            </w:r>
+            <w:r>
+              <w:t>1</w:t>
+            </w:r>
+          </w:p>
+          <w:p>
+            <w:r>
+              <w:t>A1</w:t>
+            </w:r>
+          </w:p>
+        </w:tc>
+        <w:tc>
+          <w:tcPr>
+            <w:tcW w:w="8381" w:type="dxa"/>
+          </w:tcPr>
+          <w:p>
+            <w:r>
+              <w:t>https://github.com/saranyachandrasekar11/Python-Saranya/blob/main/IntroPython/Module%204/M4L1/M4L1A1.py</w:t>
+            </w:r>
+          </w:p>
+        </w:tc>
+      </w:tr>
+      <w:tr>
+        <w:tc>
+          <w:tcPr>
+            <w:tcW w:w="635" w:type="dxa"/>
+          </w:tcPr>
+          <w:p>
+            <w:r>
+              <w:t>M4L</w:t>
+            </w:r>
+            <w:r>
+              <w:t>1</w:t>
+            </w:r>
+          </w:p>
+          <w:p>
+            <w:r>
+              <w:t>A2</w:t>
+            </w:r>
+          </w:p>
+        </w:tc>
+        <w:tc>
+          <w:tcPr>
+            <w:tcW w:w="8381" w:type="dxa"/>
+          </w:tcPr>
+          <w:p>
+            <w:r>
+              <w:t>https://github.com/saranyachandrasekar11/Python-Saranya/blob/main/IntroPython/Module%204/M4L1/M4L1A2.py</w:t>
+            </w:r>
+          </w:p>
+        </w:tc>
+      </w:tr>
+      <w:tr>
+        <w:tc>
+          <w:tcPr>
+            <w:tcW w:w="635" w:type="dxa"/>
+          </w:tcPr>
+          <w:p>
+            <w:r>
+              <w:t>M4L</w:t>
+            </w:r>
+            <w:r>
+              <w:t>1</w:t>
+            </w:r>
+          </w:p>
+          <w:p>
+            <w:r>
+              <w:t>A3</w:t>
+            </w:r>
+          </w:p>
+        </w:tc>
+        <w:tc>
+          <w:tcPr>
+            <w:tcW w:w="8381" w:type="dxa"/>
+          </w:tcPr>
+          <w:p>
+            <w:r>
+              <w:t>https://github.com/saranyachandrasekar11/Python-Saranya/blob/main/IntroPython/Module%204/M4L1/M4L1A3.py</w:t>
+            </w:r>
+          </w:p>
+        </w:tc>
+      </w:tr>
+      <w:tr>
+        <w:tc>
+          <w:tcPr>
+            <w:tcW w:w="635" w:type="dxa"/>
+          </w:tcPr>
+          <w:p>
+            <w:r>
+              <w:t>M4L</w:t>
+            </w:r>
+            <w:r>
+              <w:t>1</w:t>
+            </w:r>
+          </w:p>
+          <w:p>
+            <w:r>
+              <w:t>ACP</w:t>
+            </w:r>
+          </w:p>
+        </w:tc>
+        <w:tc>
+          <w:tcPr>
+            <w:tcW w:w="8381" w:type="dxa"/>
+          </w:tcPr>
+          <w:p>
+            <w:r>
+              <w:t>https://github.com/saranyachandrasekar11/Python-Saranya/blob/main/IntroPython/Module%204/M4L1/M4L1ACP.py</w:t>
+            </w:r>
+          </w:p>
+        </w:tc>
+      </w:tr>
+      <w:tr>
+        <w:tc>
+          <w:tcPr>
+            <w:tcW w:w="635" w:type="dxa"/>
+          </w:tcPr>
+          <w:p>
+            <w:r>
               <w:t>M4</w:t>
             </w:r>
           </w:p>
           <w:p>
             <w:r>
-              <w:t>L5</w:t>
+              <w:t>L</w:t>
+            </w:r>
+            <w:r>
+              <w:t>2</w:t>
             </w:r>
           </w:p>
           <w:p>
@@ -1397,7 +1812,7 @@
           </w:tcPr>
           <w:p>
             <w:r>
-              <w:t>https://github.com/saranyachandrasekar11/Python-Saranya/blob/00b1c5db57f0de3a2ca43215552db59ac3234a54/IntroPython/Module%203/M3L5/M3L5A1.py</w:t>
+              <w:t>https://github.com/saranyachandrasekar11/Python-Saranya/blob/main/IntroPython/Module%204/M4L2/M4l2A1.py</w:t>
             </w:r>
           </w:p>
         </w:tc>
@@ -1414,7 +1829,10 @@
           </w:p>
           <w:p>
             <w:r>
-              <w:t>L5</w:t>
+              <w:t>L</w:t>
+            </w:r>
+            <w:r>
+              <w:t>2</w:t>
             </w:r>
           </w:p>
           <w:p>
@@ -1429,7 +1847,7 @@
           </w:tcPr>
           <w:p>
             <w:r>
-              <w:t>https://github.com/saranyachandrasekar11/Python-Saranya/blob/00b1c5db57f0de3a2ca43215552db59ac3234a54/IntroPython/Module%203/M3L5/M3L5A2.py</w:t>
+              <w:t>https://github.com/saranyachandrasekar11/Python-Saranya/blob/main/IntroPython/Module%204/M4L2/M4L2A2.py</w:t>
             </w:r>
           </w:p>
         </w:tc>
@@ -1446,7 +1864,10 @@
           </w:p>
           <w:p>
             <w:r>
-              <w:t>L5</w:t>
+              <w:t>L</w:t>
+            </w:r>
+            <w:r>
+              <w:t>2</w:t>
             </w:r>
           </w:p>
           <w:p>
@@ -1464,7 +1885,7 @@
           </w:tcPr>
           <w:p>
             <w:r>
-              <w:t>https://github.com/saranyachandrasekar11/Python-Saranya/blob/00b1c5db57f0de3a2ca43215552db59ac3234a54/IntroPython/Module%203/M3L5/M3L5A3.py</w:t>
+              <w:t>https://github.com/saranyachandrasekar11/Python-Saranya/blob/main/IntroPython/Module%204/M4L2/M4L2A3.py</w:t>
             </w:r>
           </w:p>
         </w:tc>
@@ -1481,7 +1902,10 @@
           </w:p>
           <w:p>
             <w:r>
-              <w:t>L5</w:t>
+              <w:t>L</w:t>
+            </w:r>
+            <w:r>
+              <w:t>2</w:t>
             </w:r>
           </w:p>
           <w:p>
@@ -1496,7 +1920,7 @@
           </w:tcPr>
           <w:p>
             <w:r>
-              <w:t>https://github.com/saranyachandrasekar11/Python-Saranya/blob/00b1c5db57f0de3a2ca43215552db59ac3234a54/IntroPython/Module%203/M3L5/M3L5ACP.py</w:t>
+              <w:t>https://github.com/saranyachandrasekar11/Python-Saranya/blob/main/IntroPython/Module%204/M4L2/M4L2ACP.py</w:t>
             </w:r>
           </w:p>
         </w:tc>
@@ -1513,7 +1937,10 @@
           </w:p>
           <w:p>
             <w:r>
-              <w:t>L6</w:t>
+              <w:t>L</w:t>
+            </w:r>
+            <w:r>
+              <w:t>3</w:t>
             </w:r>
           </w:p>
           <w:p>
@@ -1528,7 +1955,7 @@
           </w:tcPr>
           <w:p>
             <w:r>
-              <w:t>https://github.com/saranyachandrasekar11/Python-Saranya/blob/00b1c5db57f0de3a2ca43215552db59ac3234a54/IntroPython/Module%203/M3L6/M3L6A1.py</w:t>
+              <w:t>https://github.com/saranyachandrasekar11/Python-Saranya/blob/main/IntroPython/Module%204/M4L3/M4L3A1.py</w:t>
             </w:r>
           </w:p>
         </w:tc>
@@ -1545,7 +1972,10 @@
           </w:p>
           <w:p>
             <w:r>
-              <w:t>L6</w:t>
+              <w:t>L</w:t>
+            </w:r>
+            <w:r>
+              <w:t>3</w:t>
             </w:r>
           </w:p>
           <w:p>
@@ -1560,7 +1990,7 @@
           </w:tcPr>
           <w:p>
             <w:r>
-              <w:t>https://github.com/saranyachandrasekar11/Python-Saranya/blob/00b1c5db57f0de3a2ca43215552db59ac3234a54/IntroPython/Module%203/M3L6/M3L6A2.py</w:t>
+              <w:t>https://github.com/saranyachandrasekar11/Python-Saranya/blob/main/IntroPython/Module%204/M4L3/M4L3A2.py</w:t>
             </w:r>
           </w:p>
         </w:tc>
@@ -1577,7 +2007,10 @@
           </w:p>
           <w:p>
             <w:r>
-              <w:t>L6</w:t>
+              <w:t>L</w:t>
+            </w:r>
+            <w:r>
+              <w:t>3</w:t>
             </w:r>
           </w:p>
           <w:p>
@@ -1592,7 +2025,7 @@
           </w:tcPr>
           <w:p>
             <w:r>
-              <w:t>https://github.com/saranyachandrasekar11/Python-Saranya/blob/00b1c5db57f0de3a2ca43215552db59ac3234a54/IntroPython/Module%203/M3L6/M3l6A3.py</w:t>
+              <w:t>https://github.com/saranyachandrasekar11/Python-Saranya/blob/main/IntroPython/Module%204/M4L3/M4L3A3.py</w:t>
             </w:r>
           </w:p>
         </w:tc>
@@ -1609,7 +2042,10 @@
           </w:p>
           <w:p>
             <w:r>
-              <w:t>L6</w:t>
+              <w:t>L</w:t>
+            </w:r>
+            <w:r>
+              <w:t>3</w:t>
             </w:r>
           </w:p>
           <w:p>
@@ -1624,7 +2060,7 @@
           </w:tcPr>
           <w:p>
             <w:r>
-              <w:t>https://github.com/saranyachandrasekar11/Python-Saranya/blob/00b1c5db57f0de3a2ca43215552db59ac3234a54/IntroPython/Module%203/M3L6/M3L6ACP.py</w:t>
+              <w:t>https://github.com/saranyachandrasekar11/Python-Saranya/blob/main/IntroPython/Module%204/M4L3/M4L3ACP.py</w:t>
             </w:r>
           </w:p>
         </w:tc>
@@ -1649,7 +2085,23 @@
           </w:tcPr>
           <w:p>
             <w:r>
-              <w:t>M5 L1 A1</w:t>
+              <w:t>M</w:t>
+            </w:r>
+            <w:r>
+              <w:t>4</w:t>
+            </w:r>
+          </w:p>
+          <w:p>
+            <w:r>
+              <w:t>L</w:t>
+            </w:r>
+            <w:r>
+              <w:t>4</w:t>
+            </w:r>
+          </w:p>
+          <w:p>
+            <w:r>
+              <w:t>A1</w:t>
             </w:r>
           </w:p>
         </w:tc>
@@ -1657,7 +2109,11 @@
           <w:tcPr>
             <w:tcW w:w="8211" w:type="dxa"/>
           </w:tcPr>
-          <w:p/>
+          <w:p>
+            <w:r>
+              <w:t>https://github.com/saranyachandrasekar11/Python-Saranya/blob/main/IntroPython/Module%204/M4L4/M4L4A1.py</w:t>
+            </w:r>
+          </w:p>
         </w:tc>
       </w:tr>
       <w:tr>
@@ -1665,13 +2121,34 @@
           <w:tcPr>
             <w:tcW w:w="805" w:type="dxa"/>
           </w:tcPr>
-          <w:p/>
+          <w:p>
+            <w:r>
+              <w:t>M4</w:t>
+            </w:r>
+          </w:p>
+          <w:p>
+            <w:r>
+              <w:t>L4</w:t>
+            </w:r>
+          </w:p>
+          <w:p>
+            <w:r>
+              <w:t>A</w:t>
+            </w:r>
+            <w:r>
+              <w:t>2</w:t>
+            </w:r>
+          </w:p>
         </w:tc>
         <w:tc>
           <w:tcPr>
             <w:tcW w:w="8211" w:type="dxa"/>
           </w:tcPr>
-          <w:p/>
+          <w:p>
+            <w:r>
+              <w:t>https://github.com/saranyachandrasekar11/Python-Saranya/blob/main/IntroPython/Module%204/M4L4/M4L4A2.py</w:t>
+            </w:r>
+          </w:p>
         </w:tc>
       </w:tr>
       <w:tr>
@@ -1679,13 +2156,34 @@
           <w:tcPr>
             <w:tcW w:w="805" w:type="dxa"/>
           </w:tcPr>
-          <w:p/>
+          <w:p>
+            <w:r>
+              <w:t>M4</w:t>
+            </w:r>
+          </w:p>
+          <w:p>
+            <w:r>
+              <w:t>L4</w:t>
+            </w:r>
+          </w:p>
+          <w:p>
+            <w:r>
+              <w:t>A</w:t>
+            </w:r>
+            <w:r>
+              <w:t>3</w:t>
+            </w:r>
+          </w:p>
         </w:tc>
         <w:tc>
           <w:tcPr>
             <w:tcW w:w="8211" w:type="dxa"/>
           </w:tcPr>
-          <w:p/>
+          <w:p>
+            <w:r>
+              <w:t>https://github.com/saranyachandrasekar11/Python-Saranya/blob/main/IntroPython/Module%204/M4L4/M4L4A3.py</w:t>
+            </w:r>
+          </w:p>
         </w:tc>
       </w:tr>
       <w:tr>
@@ -1693,27 +2191,78 @@
           <w:tcPr>
             <w:tcW w:w="805" w:type="dxa"/>
           </w:tcPr>
-          <w:p/>
+          <w:p>
+            <w:r>
+              <w:t>M4</w:t>
+            </w:r>
+          </w:p>
+          <w:p>
+            <w:r>
+              <w:t>L4</w:t>
+            </w:r>
+          </w:p>
+          <w:p>
+            <w:r>
+              <w:t>A</w:t>
+            </w:r>
+            <w:r>
+              <w:t>CP</w:t>
+            </w:r>
+          </w:p>
         </w:tc>
         <w:tc>
           <w:tcPr>
             <w:tcW w:w="8211" w:type="dxa"/>
           </w:tcPr>
-          <w:p/>
-        </w:tc>
-      </w:tr>
+          <w:p>
+            <w:r>
+              <w:t>https://github.com/saranyachandrasekar11/Python-Saranya/blob/main/IntroPython/Module%204/M4L4/M4L4ACP.py</w:t>
+            </w:r>
+          </w:p>
+        </w:tc>
+      </w:tr>
+    </w:tbl>
+    <w:p/>
+    <w:tbl>
+      <w:tblPr>
+        <w:tblStyle w:val="TableGrid"/>
+        <w:tblW w:w="0" w:type="auto"/>
+        <w:tblLook w:val="04A0" w:firstRow="1" w:lastRow="0" w:firstColumn="1" w:lastColumn="0" w:noHBand="0" w:noVBand="1"/>
+      </w:tblPr>
+      <w:tblGrid>
+        <w:gridCol w:w="805"/>
+        <w:gridCol w:w="8211"/>
+      </w:tblGrid>
       <w:tr>
         <w:tc>
           <w:tcPr>
             <w:tcW w:w="805" w:type="dxa"/>
           </w:tcPr>
-          <w:p/>
+          <w:p>
+            <w:r>
+              <w:t>M4</w:t>
+            </w:r>
+          </w:p>
+          <w:p>
+            <w:r>
+              <w:t>L5</w:t>
+            </w:r>
+          </w:p>
+          <w:p>
+            <w:r>
+              <w:t>A1</w:t>
+            </w:r>
+          </w:p>
         </w:tc>
         <w:tc>
           <w:tcPr>
             <w:tcW w:w="8211" w:type="dxa"/>
           </w:tcPr>
-          <w:p/>
+          <w:p>
+            <w:r>
+              <w:t>https://github.com/saranyachandrasekar11/Python-Saranya/blob/main/IntroPython/Module%204/M4L5/M5L5A1.py</w:t>
+            </w:r>
+          </w:p>
         </w:tc>
       </w:tr>
       <w:tr>
@@ -1721,16 +2270,207 @@
           <w:tcPr>
             <w:tcW w:w="805" w:type="dxa"/>
           </w:tcPr>
-          <w:p/>
+          <w:p>
+            <w:r>
+              <w:t>M4</w:t>
+            </w:r>
+          </w:p>
+          <w:p>
+            <w:r>
+              <w:t>L5</w:t>
+            </w:r>
+          </w:p>
+          <w:p>
+            <w:r>
+              <w:t>A2</w:t>
+            </w:r>
+          </w:p>
         </w:tc>
         <w:tc>
           <w:tcPr>
             <w:tcW w:w="8211" w:type="dxa"/>
           </w:tcPr>
-          <w:p/>
+          <w:p>
+            <w:r>
+              <w:t>https://github.com/saranyachandrasekar11/Python-Saranya/blob/main/IntroPython/Module%204/M4L5/M5L5A2.py</w:t>
+            </w:r>
+          </w:p>
+        </w:tc>
+      </w:tr>
+      <w:tr>
+        <w:tc>
+          <w:tcPr>
+            <w:tcW w:w="805" w:type="dxa"/>
+          </w:tcPr>
+          <w:p>
+            <w:r>
+              <w:t>M4</w:t>
+            </w:r>
+          </w:p>
+          <w:p>
+            <w:r>
+              <w:t>L5</w:t>
+            </w:r>
+          </w:p>
+          <w:p>
+            <w:r>
+              <w:t>A3</w:t>
+            </w:r>
+          </w:p>
+        </w:tc>
+        <w:tc>
+          <w:tcPr>
+            <w:tcW w:w="8211" w:type="dxa"/>
+          </w:tcPr>
+          <w:p>
+            <w:r>
+              <w:t>https://github.com/saranyachandrasekar11/Python-Saranya/blob/main/IntroPython/Module%204/M4L5/M5L5A3.py</w:t>
+            </w:r>
+          </w:p>
+        </w:tc>
+      </w:tr>
+      <w:tr>
+        <w:tc>
+          <w:tcPr>
+            <w:tcW w:w="805" w:type="dxa"/>
+          </w:tcPr>
+          <w:p>
+            <w:r>
+              <w:t>M4</w:t>
+            </w:r>
+          </w:p>
+          <w:p>
+            <w:r>
+              <w:t>L5</w:t>
+            </w:r>
+          </w:p>
+          <w:p>
+            <w:r>
+              <w:t>ACP</w:t>
+            </w:r>
+          </w:p>
+        </w:tc>
+        <w:tc>
+          <w:tcPr>
+            <w:tcW w:w="8211" w:type="dxa"/>
+          </w:tcPr>
+          <w:p>
+            <w:r>
+              <w:t>https://github.com/saranyachandrasekar11/Python-Saranya/blob/main/IntroPython/Module%204/M4L5/M5L4ACP.py</w:t>
+            </w:r>
+          </w:p>
         </w:tc>
       </w:tr>
     </w:tbl>
+    <w:p/>
+    <w:tbl>
+      <w:tblPr>
+        <w:tblStyle w:val="TableGrid"/>
+        <w:tblW w:w="0" w:type="auto"/>
+        <w:tblLook w:val="04A0" w:firstRow="1" w:lastRow="0" w:firstColumn="1" w:lastColumn="0" w:noHBand="0" w:noVBand="1"/>
+      </w:tblPr>
+      <w:tblGrid>
+        <w:gridCol w:w="895"/>
+        <w:gridCol w:w="8121"/>
+      </w:tblGrid>
+      <w:tr>
+        <w:tc>
+          <w:tcPr>
+            <w:tcW w:w="895" w:type="dxa"/>
+          </w:tcPr>
+          <w:p>
+            <w:r>
+              <w:t>M4</w:t>
+            </w:r>
+          </w:p>
+          <w:p>
+            <w:r>
+              <w:t>L6</w:t>
+            </w:r>
+          </w:p>
+          <w:p>
+            <w:r>
+              <w:t>A1</w:t>
+            </w:r>
+          </w:p>
+        </w:tc>
+        <w:tc>
+          <w:tcPr>
+            <w:tcW w:w="8121" w:type="dxa"/>
+          </w:tcPr>
+          <w:p>
+            <w:r>
+              <w:t>https://github.com/saranyachandrasekar11/Python-Saranya/blob/main/IntroPython/Module%204/M4L6/M5L6A1.py</w:t>
+            </w:r>
+          </w:p>
+        </w:tc>
+      </w:tr>
+      <w:tr>
+        <w:tc>
+          <w:tcPr>
+            <w:tcW w:w="895" w:type="dxa"/>
+          </w:tcPr>
+          <w:p>
+            <w:r>
+              <w:t>M4</w:t>
+            </w:r>
+          </w:p>
+          <w:p>
+            <w:r>
+              <w:t>L6</w:t>
+            </w:r>
+          </w:p>
+          <w:p>
+            <w:r>
+              <w:t>A2</w:t>
+            </w:r>
+          </w:p>
+        </w:tc>
+        <w:tc>
+          <w:tcPr>
+            <w:tcW w:w="8121" w:type="dxa"/>
+          </w:tcPr>
+          <w:p>
+            <w:r>
+              <w:t>https://github.com/saranyachandrasekar11/Python-Saranya/blob/main/IntroPython/Module%204/M4L6/M5L6A2.py</w:t>
+            </w:r>
+          </w:p>
+        </w:tc>
+      </w:tr>
+      <w:tr>
+        <w:tc>
+          <w:tcPr>
+            <w:tcW w:w="895" w:type="dxa"/>
+          </w:tcPr>
+          <w:p>
+            <w:r>
+              <w:t>M4</w:t>
+            </w:r>
+          </w:p>
+          <w:p>
+            <w:r>
+              <w:t>L6</w:t>
+            </w:r>
+          </w:p>
+          <w:p>
+            <w:r>
+              <w:t>ACP</w:t>
+            </w:r>
+          </w:p>
+        </w:tc>
+        <w:tc>
+          <w:tcPr>
+            <w:tcW w:w="8121" w:type="dxa"/>
+          </w:tcPr>
+          <w:p>
+            <w:r>
+              <w:t>https://github.com/saranyachandrasekar11/Python-Saranya/blob/main/IntroPython/Module%204/M4L6/M5L6ACP.py</w:t>
+            </w:r>
+          </w:p>
+        </w:tc>
+      </w:tr>
+    </w:tbl>
+    <w:p/>
     <w:p/>
     <w:sectPr>
       <w:pgSz w:w="11906" w:h="16838"/>

--- a/python activities link.docx
+++ b/python activities link.docx
@@ -1295,15 +1295,7 @@
           </w:tcPr>
           <w:p>
             <w:r>
-              <w:t>M3 L</w:t>
-            </w:r>
-            <w:proofErr w:type="gramStart"/>
-            <w:r>
-              <w:t>4  A</w:t>
-            </w:r>
-            <w:proofErr w:type="gramEnd"/>
-            <w:r>
-              <w:t>2</w:t>
+              <w:t>M3 L4  A2</w:t>
             </w:r>
           </w:p>
         </w:tc>
@@ -2133,10 +2125,7 @@
           </w:p>
           <w:p>
             <w:r>
-              <w:t>A</w:t>
-            </w:r>
-            <w:r>
-              <w:t>2</w:t>
+              <w:t>A2</w:t>
             </w:r>
           </w:p>
         </w:tc>
@@ -2168,10 +2157,7 @@
           </w:p>
           <w:p>
             <w:r>
-              <w:t>A</w:t>
-            </w:r>
-            <w:r>
-              <w:t>3</w:t>
+              <w:t>A3</w:t>
             </w:r>
           </w:p>
         </w:tc>
@@ -2203,10 +2189,7 @@
           </w:p>
           <w:p>
             <w:r>
-              <w:t>A</w:t>
-            </w:r>
-            <w:r>
-              <w:t>CP</w:t>
+              <w:t>ACP</w:t>
             </w:r>
           </w:p>
         </w:tc>
@@ -2471,6 +2454,673 @@
       </w:tr>
     </w:tbl>
     <w:p/>
+    <w:p/>
+    <w:p>
+      <w:r>
+        <w:t>Module 5</w:t>
+      </w:r>
+    </w:p>
+    <w:tbl>
+      <w:tblPr>
+        <w:tblStyle w:val="TableGrid"/>
+        <w:tblW w:w="0" w:type="auto"/>
+        <w:tblLook w:val="04A0" w:firstRow="1" w:lastRow="0" w:firstColumn="1" w:lastColumn="0" w:noHBand="0" w:noVBand="1"/>
+      </w:tblPr>
+      <w:tblGrid>
+        <w:gridCol w:w="895"/>
+        <w:gridCol w:w="8121"/>
+      </w:tblGrid>
+      <w:tr>
+        <w:tc>
+          <w:tcPr>
+            <w:tcW w:w="895" w:type="dxa"/>
+          </w:tcPr>
+          <w:p>
+            <w:r>
+              <w:t>M5</w:t>
+            </w:r>
+          </w:p>
+          <w:p>
+            <w:r>
+              <w:t>L1 A1</w:t>
+            </w:r>
+          </w:p>
+        </w:tc>
+        <w:tc>
+          <w:tcPr>
+            <w:tcW w:w="8121" w:type="dxa"/>
+          </w:tcPr>
+          <w:p>
+            <w:r>
+              <w:t>https://github.com/saranyachandrasekar11/Python-Saranya/blob/main/IntroPython/Module%205/L1/M5L1A1.py</w:t>
+            </w:r>
+          </w:p>
+        </w:tc>
+      </w:tr>
+      <w:tr>
+        <w:tc>
+          <w:tcPr>
+            <w:tcW w:w="895" w:type="dxa"/>
+          </w:tcPr>
+          <w:p>
+            <w:r>
+              <w:t>M5</w:t>
+            </w:r>
+          </w:p>
+          <w:p>
+            <w:r>
+              <w:t>L1 A2</w:t>
+            </w:r>
+          </w:p>
+        </w:tc>
+        <w:tc>
+          <w:tcPr>
+            <w:tcW w:w="8121" w:type="dxa"/>
+          </w:tcPr>
+          <w:p>
+            <w:r>
+              <w:t>https://github.com/saranyachandrasekar11/Python-Saranya/blob/main/IntroPython/Module%205/L1/M5L1A2.py</w:t>
+            </w:r>
+          </w:p>
+        </w:tc>
+      </w:tr>
+      <w:tr>
+        <w:tc>
+          <w:tcPr>
+            <w:tcW w:w="895" w:type="dxa"/>
+          </w:tcPr>
+          <w:p>
+            <w:r>
+              <w:t>M5</w:t>
+            </w:r>
+          </w:p>
+          <w:p>
+            <w:r>
+              <w:t>L1 A3</w:t>
+            </w:r>
+          </w:p>
+        </w:tc>
+        <w:tc>
+          <w:tcPr>
+            <w:tcW w:w="8121" w:type="dxa"/>
+          </w:tcPr>
+          <w:p>
+            <w:r>
+              <w:t>https://github.com/saranyachandrasekar11/Python-Saranya/blob/main/IntroPython/Module%205/L1/M5L1A3.py</w:t>
+            </w:r>
+          </w:p>
+        </w:tc>
+      </w:tr>
+      <w:tr>
+        <w:tc>
+          <w:tcPr>
+            <w:tcW w:w="895" w:type="dxa"/>
+          </w:tcPr>
+          <w:p>
+            <w:r>
+              <w:t>M5</w:t>
+            </w:r>
+          </w:p>
+          <w:p>
+            <w:r>
+              <w:t>L1 ACP</w:t>
+            </w:r>
+          </w:p>
+        </w:tc>
+        <w:tc>
+          <w:tcPr>
+            <w:tcW w:w="8121" w:type="dxa"/>
+          </w:tcPr>
+          <w:p>
+            <w:r>
+              <w:t>https://github.com/saranyachandrasekar11/Python-Saranya/blob/main/IntroPython/Module%205/L1/M5L1ACP.py</w:t>
+            </w:r>
+          </w:p>
+        </w:tc>
+      </w:tr>
+      <w:tr>
+        <w:tc>
+          <w:tcPr>
+            <w:tcW w:w="895" w:type="dxa"/>
+          </w:tcPr>
+          <w:p>
+            <w:r>
+              <w:t>M5</w:t>
+            </w:r>
+          </w:p>
+          <w:p>
+            <w:r>
+              <w:t>L2 A1</w:t>
+            </w:r>
+          </w:p>
+        </w:tc>
+        <w:tc>
+          <w:tcPr>
+            <w:tcW w:w="8121" w:type="dxa"/>
+          </w:tcPr>
+          <w:p>
+            <w:r>
+              <w:t>https://github.com/saranyachandrasekar11/Python-Saranya/blob/main/IntroPython/Module%205/L2/M5L2A1.py</w:t>
+            </w:r>
+          </w:p>
+        </w:tc>
+      </w:tr>
+      <w:tr>
+        <w:tc>
+          <w:tcPr>
+            <w:tcW w:w="895" w:type="dxa"/>
+          </w:tcPr>
+          <w:p>
+            <w:r>
+              <w:t>M5</w:t>
+            </w:r>
+          </w:p>
+          <w:p>
+            <w:r>
+              <w:t>L2 A2</w:t>
+            </w:r>
+          </w:p>
+        </w:tc>
+        <w:tc>
+          <w:tcPr>
+            <w:tcW w:w="8121" w:type="dxa"/>
+          </w:tcPr>
+          <w:p>
+            <w:r>
+              <w:t>https://github.com/saranyachandrasekar11/Python-Saranya/blob/main/IntroPython/Module%205/L2/M5L2A2.py</w:t>
+            </w:r>
+          </w:p>
+        </w:tc>
+      </w:tr>
+      <w:tr>
+        <w:tc>
+          <w:tcPr>
+            <w:tcW w:w="895" w:type="dxa"/>
+          </w:tcPr>
+          <w:p>
+            <w:r>
+              <w:t>M5</w:t>
+            </w:r>
+          </w:p>
+          <w:p>
+            <w:r>
+              <w:t>L2 A3</w:t>
+            </w:r>
+          </w:p>
+        </w:tc>
+        <w:tc>
+          <w:tcPr>
+            <w:tcW w:w="8121" w:type="dxa"/>
+          </w:tcPr>
+          <w:p>
+            <w:r>
+              <w:t>https://github.com/saranyachandrasekar11/Python-Saranya/blob/main/IntroPython/Module%205/L2/M5L2A3.py</w:t>
+            </w:r>
+          </w:p>
+        </w:tc>
+      </w:tr>
+      <w:tr>
+        <w:tc>
+          <w:tcPr>
+            <w:tcW w:w="895" w:type="dxa"/>
+          </w:tcPr>
+          <w:p>
+            <w:r>
+              <w:t>M5</w:t>
+            </w:r>
+          </w:p>
+          <w:p>
+            <w:r>
+              <w:t>L2 ACP</w:t>
+            </w:r>
+          </w:p>
+        </w:tc>
+        <w:tc>
+          <w:tcPr>
+            <w:tcW w:w="8121" w:type="dxa"/>
+          </w:tcPr>
+          <w:p>
+            <w:r>
+              <w:t>https://github.com/saranyachandrasekar11/Python-Saranya/blob/main/IntroPython/Module%205/L2/M5L2ACP.py</w:t>
+            </w:r>
+          </w:p>
+        </w:tc>
+      </w:tr>
+      <w:tr>
+        <w:tc>
+          <w:tcPr>
+            <w:tcW w:w="895" w:type="dxa"/>
+          </w:tcPr>
+          <w:p>
+            <w:r>
+              <w:t>M5</w:t>
+            </w:r>
+          </w:p>
+          <w:p>
+            <w:r>
+              <w:t>L3 A1</w:t>
+            </w:r>
+          </w:p>
+        </w:tc>
+        <w:tc>
+          <w:tcPr>
+            <w:tcW w:w="8121" w:type="dxa"/>
+          </w:tcPr>
+          <w:p>
+            <w:r>
+              <w:t>https://github.com/saranyachandrasekar11/Python-Saranya/blob/main/IntroPython/Module%205/L3/M5L3A1.py</w:t>
+            </w:r>
+          </w:p>
+        </w:tc>
+      </w:tr>
+      <w:tr>
+        <w:tc>
+          <w:tcPr>
+            <w:tcW w:w="895" w:type="dxa"/>
+          </w:tcPr>
+          <w:p>
+            <w:r>
+              <w:t>M5</w:t>
+            </w:r>
+          </w:p>
+          <w:p>
+            <w:r>
+              <w:t>L3 A2</w:t>
+            </w:r>
+          </w:p>
+        </w:tc>
+        <w:tc>
+          <w:tcPr>
+            <w:tcW w:w="8121" w:type="dxa"/>
+          </w:tcPr>
+          <w:p>
+            <w:r>
+              <w:t>https://github.com/saranyachandrasekar11/Python-Saranya/blob/main/IntroPython/Module%205/L3/M5L3A2.py</w:t>
+            </w:r>
+          </w:p>
+        </w:tc>
+      </w:tr>
+      <w:tr>
+        <w:tc>
+          <w:tcPr>
+            <w:tcW w:w="895" w:type="dxa"/>
+          </w:tcPr>
+          <w:p>
+            <w:r>
+              <w:t>M5</w:t>
+            </w:r>
+          </w:p>
+          <w:p>
+            <w:r>
+              <w:t>L3 A3</w:t>
+            </w:r>
+          </w:p>
+        </w:tc>
+        <w:tc>
+          <w:tcPr>
+            <w:tcW w:w="8121" w:type="dxa"/>
+          </w:tcPr>
+          <w:p>
+            <w:r>
+              <w:t>https://github.com/saranyachandrasekar11/Python-Saranya/blob/main/IntroPython/Module%205/L3/M5L3A3.py</w:t>
+            </w:r>
+          </w:p>
+        </w:tc>
+      </w:tr>
+      <w:tr>
+        <w:tc>
+          <w:tcPr>
+            <w:tcW w:w="895" w:type="dxa"/>
+          </w:tcPr>
+          <w:p>
+            <w:r>
+              <w:t>M5</w:t>
+            </w:r>
+          </w:p>
+          <w:p>
+            <w:r>
+              <w:t>L3 ACP</w:t>
+            </w:r>
+          </w:p>
+        </w:tc>
+        <w:tc>
+          <w:tcPr>
+            <w:tcW w:w="8121" w:type="dxa"/>
+          </w:tcPr>
+          <w:p>
+            <w:r>
+              <w:t>https://github.com/saranyachandrasekar11/Python-Saranya/blob/main/IntroPython/Module%205/L3/M5L3ACP.py</w:t>
+            </w:r>
+          </w:p>
+        </w:tc>
+      </w:tr>
+      <w:tr>
+        <w:tc>
+          <w:tcPr>
+            <w:tcW w:w="895" w:type="dxa"/>
+          </w:tcPr>
+          <w:p>
+            <w:r>
+              <w:t>M5</w:t>
+            </w:r>
+          </w:p>
+          <w:p>
+            <w:r>
+              <w:t>L4 A1</w:t>
+            </w:r>
+          </w:p>
+        </w:tc>
+        <w:tc>
+          <w:tcPr>
+            <w:tcW w:w="8121" w:type="dxa"/>
+          </w:tcPr>
+          <w:p>
+            <w:r>
+              <w:t>https://github.com/saranyachandrasekar11/Python-Saranya/blob/main/IntroPython/Module%205/L4/M5L4A1.py</w:t>
+            </w:r>
+          </w:p>
+        </w:tc>
+      </w:tr>
+      <w:tr>
+        <w:tc>
+          <w:tcPr>
+            <w:tcW w:w="895" w:type="dxa"/>
+          </w:tcPr>
+          <w:p>
+            <w:r>
+              <w:t>M5</w:t>
+            </w:r>
+          </w:p>
+          <w:p>
+            <w:r>
+              <w:t>L4 A2</w:t>
+            </w:r>
+          </w:p>
+        </w:tc>
+        <w:tc>
+          <w:tcPr>
+            <w:tcW w:w="8121" w:type="dxa"/>
+          </w:tcPr>
+          <w:p>
+            <w:r>
+              <w:t>https://github.com/saranyachandrasekar11/Python-Saranya/blob/main/IntroPython/Module%205/L4/M5L4A2.py</w:t>
+            </w:r>
+          </w:p>
+        </w:tc>
+      </w:tr>
+      <w:tr>
+        <w:tc>
+          <w:tcPr>
+            <w:tcW w:w="895" w:type="dxa"/>
+          </w:tcPr>
+          <w:p>
+            <w:r>
+              <w:t>M5</w:t>
+            </w:r>
+          </w:p>
+          <w:p>
+            <w:r>
+              <w:t>L4 A3</w:t>
+            </w:r>
+          </w:p>
+        </w:tc>
+        <w:tc>
+          <w:tcPr>
+            <w:tcW w:w="8121" w:type="dxa"/>
+          </w:tcPr>
+          <w:p>
+            <w:r>
+              <w:t>http://github.com/saranyachandrasekar11/Python-Saranya/blob/main/IntroPython/Module%205/L4/M5L4A3.py</w:t>
+            </w:r>
+          </w:p>
+        </w:tc>
+      </w:tr>
+      <w:tr>
+        <w:tc>
+          <w:tcPr>
+            <w:tcW w:w="895" w:type="dxa"/>
+          </w:tcPr>
+          <w:p>
+            <w:r>
+              <w:t xml:space="preserve">M5 </w:t>
+            </w:r>
+          </w:p>
+          <w:p>
+            <w:r>
+              <w:t>L4 ACP</w:t>
+            </w:r>
+          </w:p>
+        </w:tc>
+        <w:tc>
+          <w:tcPr>
+            <w:tcW w:w="8121" w:type="dxa"/>
+          </w:tcPr>
+          <w:p>
+            <w:r>
+              <w:t>https://github.com/saranyachandrasekar11/Python-Saranya/blob/main/IntroPython/Module%205/L4/M5L4ACP.py</w:t>
+            </w:r>
+          </w:p>
+        </w:tc>
+      </w:tr>
+      <w:tr>
+        <w:tc>
+          <w:tcPr>
+            <w:tcW w:w="895" w:type="dxa"/>
+          </w:tcPr>
+          <w:p>
+            <w:r>
+              <w:t>M5</w:t>
+            </w:r>
+          </w:p>
+          <w:p>
+            <w:r>
+              <w:t>L5 A1</w:t>
+            </w:r>
+          </w:p>
+        </w:tc>
+        <w:tc>
+          <w:tcPr>
+            <w:tcW w:w="8121" w:type="dxa"/>
+          </w:tcPr>
+          <w:p>
+            <w:r>
+              <w:t>https://github.com/saranyachandrasekar11/Python-Saranya/blob/main/IntroPython/Module%205/L5/M5L5A1.py</w:t>
+            </w:r>
+          </w:p>
+        </w:tc>
+      </w:tr>
+      <w:tr>
+        <w:tc>
+          <w:tcPr>
+            <w:tcW w:w="895" w:type="dxa"/>
+          </w:tcPr>
+          <w:p>
+            <w:r>
+              <w:t>M5</w:t>
+            </w:r>
+          </w:p>
+          <w:p>
+            <w:r>
+              <w:t>L5 A2</w:t>
+            </w:r>
+          </w:p>
+        </w:tc>
+        <w:tc>
+          <w:tcPr>
+            <w:tcW w:w="8121" w:type="dxa"/>
+          </w:tcPr>
+          <w:p>
+            <w:r>
+              <w:t>https://github.com/saranyachandrasekar11/Python-Saranya/blob/main/IntroPython/Module%205/L5/M5L5A2.py</w:t>
+            </w:r>
+          </w:p>
+        </w:tc>
+      </w:tr>
+      <w:tr>
+        <w:tc>
+          <w:tcPr>
+            <w:tcW w:w="895" w:type="dxa"/>
+          </w:tcPr>
+          <w:p>
+            <w:r>
+              <w:t>M5</w:t>
+            </w:r>
+          </w:p>
+          <w:p>
+            <w:r>
+              <w:t>L5 A3</w:t>
+            </w:r>
+          </w:p>
+        </w:tc>
+        <w:tc>
+          <w:tcPr>
+            <w:tcW w:w="8121" w:type="dxa"/>
+          </w:tcPr>
+          <w:p>
+            <w:r>
+              <w:t>https://github.com/saranyachandrasekar11/Python-Saranya/blob/main/IntroPython/Module%205/L5/M5L5A3.py</w:t>
+            </w:r>
+          </w:p>
+        </w:tc>
+      </w:tr>
+      <w:tr>
+        <w:tc>
+          <w:tcPr>
+            <w:tcW w:w="895" w:type="dxa"/>
+          </w:tcPr>
+          <w:p>
+            <w:r>
+              <w:t>M5</w:t>
+            </w:r>
+          </w:p>
+          <w:p>
+            <w:r>
+              <w:t>L5 ACP</w:t>
+            </w:r>
+          </w:p>
+        </w:tc>
+        <w:tc>
+          <w:tcPr>
+            <w:tcW w:w="8121" w:type="dxa"/>
+          </w:tcPr>
+          <w:p>
+            <w:r>
+              <w:t>https://github.com/saranyachandrasekar11/Python-Saranya/blob/main/IntroPython/Module%205/L5/M5L5ACP.py</w:t>
+            </w:r>
+          </w:p>
+        </w:tc>
+      </w:tr>
+      <w:tr>
+        <w:tc>
+          <w:tcPr>
+            <w:tcW w:w="895" w:type="dxa"/>
+          </w:tcPr>
+          <w:p>
+            <w:r>
+              <w:t>M5</w:t>
+            </w:r>
+          </w:p>
+          <w:p>
+            <w:r>
+              <w:t>L6 A1</w:t>
+            </w:r>
+          </w:p>
+        </w:tc>
+        <w:tc>
+          <w:tcPr>
+            <w:tcW w:w="8121" w:type="dxa"/>
+          </w:tcPr>
+          <w:p>
+            <w:r>
+              <w:t>https://github.com/saranyachandrasekar11/Python-Saranya/blob/main/IntroPython/Module%205/L6/M5L6A1.py</w:t>
+            </w:r>
+          </w:p>
+        </w:tc>
+      </w:tr>
+      <w:tr>
+        <w:tc>
+          <w:tcPr>
+            <w:tcW w:w="895" w:type="dxa"/>
+          </w:tcPr>
+          <w:p>
+            <w:r>
+              <w:t>M5</w:t>
+            </w:r>
+          </w:p>
+          <w:p>
+            <w:r>
+              <w:t>L6 A2</w:t>
+            </w:r>
+          </w:p>
+        </w:tc>
+        <w:tc>
+          <w:tcPr>
+            <w:tcW w:w="8121" w:type="dxa"/>
+          </w:tcPr>
+          <w:p>
+            <w:r>
+              <w:t>https://github.com/saranyachandrasekar11/Python-Saranya/blob/main/IntroPython/Module%205/L6/M5L6A2.py</w:t>
+            </w:r>
+          </w:p>
+        </w:tc>
+      </w:tr>
+      <w:tr>
+        <w:tc>
+          <w:tcPr>
+            <w:tcW w:w="895" w:type="dxa"/>
+          </w:tcPr>
+          <w:p/>
+          <w:p>
+            <w:r>
+              <w:t>M5</w:t>
+            </w:r>
+          </w:p>
+          <w:p>
+            <w:r>
+              <w:t>L6 A3</w:t>
+            </w:r>
+          </w:p>
+          <w:p/>
+        </w:tc>
+        <w:tc>
+          <w:tcPr>
+            <w:tcW w:w="8121" w:type="dxa"/>
+          </w:tcPr>
+          <w:p>
+            <w:r>
+              <w:t>https://github.com/saranyachandrasekar11/Python-Saranya/blob/main/IntroPython/Module%205/L6/M5L6A3.py</w:t>
+            </w:r>
+          </w:p>
+        </w:tc>
+      </w:tr>
+      <w:tr>
+        <w:tc>
+          <w:tcPr>
+            <w:tcW w:w="895" w:type="dxa"/>
+          </w:tcPr>
+          <w:p>
+            <w:r>
+              <w:t>M5</w:t>
+            </w:r>
+          </w:p>
+          <w:p>
+            <w:r>
+              <w:t>L6 ACP</w:t>
+            </w:r>
+          </w:p>
+        </w:tc>
+        <w:tc>
+          <w:tcPr>
+            <w:tcW w:w="8121" w:type="dxa"/>
+          </w:tcPr>
+          <w:p>
+            <w:r>
+              <w:t>https://github.com/saranyachandrasekar11/Python-Saranya/blob/main/IntroPython/Module%205/L6/M5L6ACP.py</w:t>
+            </w:r>
+          </w:p>
+        </w:tc>
+      </w:tr>
+    </w:tbl>
     <w:p/>
     <w:sectPr>
       <w:pgSz w:w="11906" w:h="16838"/>
